--- a/output/elda-lead-leaders-data-sheet.docx
+++ b/output/elda-lead-leaders-data-sheet.docx
@@ -3633,6 +3633,27 @@
       <w:sz w:val="24"/>
     </w:rPr>
   </w:style>
+  <w:style w:type="paragraph" w:styleId="Heading2">
+    <w:name w:val="Heading 2"/>
+    <w:basedOn w:val="Normal"/>
+    <w:next w:val="Normal"/>
+    <w:uiPriority w:val="9"/>
+    <w:unhideWhenUsed/>
+    <w:qFormat/>
+    <w:rsid w:val="00fc693f"/>
+    <w:pPr>
+      <w:keepNext w:val="true"/>
+      <w:keepLines/>
+      <w:spacing w:before="240" w:after="100"/>
+      <w:outlineLvl w:val="1"/>
+    </w:pPr>
+    <w:rPr>
+      <w:rFonts w:ascii="Arial" w:hAnsi="Arial" w:cs="Arial"/>
+      <w:b/>
+      <w:color w:val="002516"/>
+      <w:sz w:val="24"/>
+    </w:rPr>
+  </w:style>
   <w:style w:type="character" w:styleId="DefaultParagraphFont" w:default="1">
     <w:name w:val="Default Paragraph Font"/>
     <w:uiPriority w:val="1"/>
@@ -3735,6 +3756,26 @@
         <w:tab w:val="right" w:pos="9360" w:leader="none"/>
       </w:tabs>
       <w:spacing w:lineRule="auto" w:line="240" w:before="0" w:after="0"/>
+    </w:pPr>
+    <w:rPr/>
+  </w:style>
+  <w:style w:type="paragraph" w:styleId="IndexHeading">
+    <w:name w:val="Index Heading"/>
+    <w:basedOn w:val="Heading"/>
+    <w:pPr/>
+    <w:rPr/>
+  </w:style>
+  <w:style w:type="paragraph" w:styleId="TOCHeading">
+    <w:name w:val="TOC Heading"/>
+    <w:basedOn w:val="Heading1"/>
+    <w:next w:val="Normal"/>
+    <w:uiPriority w:val="39"/>
+    <w:semiHidden/>
+    <w:unhideWhenUsed/>
+    <w:qFormat/>
+    <w:rsid w:val="00fc693f"/>
+    <w:pPr>
+      <w:outlineLvl w:val="9"/>
     </w:pPr>
     <w:rPr/>
   </w:style>

--- a/output/elda-lead-leaders-data-sheet.docx
+++ b/output/elda-lead-leaders-data-sheet.docx
@@ -81,7 +81,7 @@
           <w:color w:val="002516"/>
           <w:sz w:val="24"/>
         </w:rPr>
-        <w:t>Course Data Sheet</w:t>
+        <w:t>Proposed Revised Course Data Sheet</w:t>
       </w:r>
     </w:p>
     <w:p>
@@ -147,6 +147,29 @@
           <w:sz w:val="18"/>
         </w:rPr>
         <w:t>September 2026</w:t>
+      </w:r>
+      <w:r>
+        <w:rPr>
+          <w:rFonts w:cs="Arial"/>
+        </w:rPr>
+        <w:t xml:space="preserve">      </w:t>
+      </w:r>
+      <w:r>
+        <w:rPr>
+          <w:rFonts w:cs="Arial"/>
+          <w:b/>
+          <w:color w:val="002516"/>
+          <w:sz w:val="18"/>
+        </w:rPr>
+        <w:t xml:space="preserve">Status  </w:t>
+      </w:r>
+      <w:r>
+        <w:rPr>
+          <w:rFonts w:cs="Arial"/>
+          <w:color w:val="000000"/>
+          <w:sz w:val="18"/>
+        </w:rPr>
+        <w:t>Draft for Validation</w:t>
       </w:r>
     </w:p>
     <w:p>

--- a/output/elda-lead-leaders-data-sheet.docx
+++ b/output/elda-lead-leaders-data-sheet.docx
@@ -5,7 +5,7 @@
     <w:p>
       <w:pPr>
         <w:pStyle w:val="Normal"/>
-        <w:spacing w:before="0" w:after="280"/>
+        <w:spacing w:before="0" w:after="200"/>
         <w:rPr/>
       </w:pPr>
       <w:r>
@@ -52,7 +52,29 @@
     <w:p>
       <w:pPr>
         <w:pStyle w:val="Normal"/>
-        <w:spacing w:before="0" w:after="20"/>
+        <w:keepNext w:val="true"/>
+        <w:pageBreakBefore w:val="false"/>
+        <w:spacing w:before="0" w:after="0"/>
+        <w:rPr/>
+      </w:pPr>
+      <w:r>
+        <w:rPr>
+          <w:rFonts w:cs="Arial"/>
+          <w:b/>
+          <w:i w:val="false"/>
+          <w:color w:val="002516"/>
+          <w:spacing w:val="40"/>
+          <w:sz w:val="20"/>
+        </w:rPr>
+        <w:t>A18008</w:t>
+      </w:r>
+    </w:p>
+    <w:p>
+      <w:pPr>
+        <w:pStyle w:val="Normal"/>
+        <w:keepNext w:val="true"/>
+        <w:pageBreakBefore w:val="false"/>
+        <w:spacing w:before="0" w:after="80"/>
         <w:rPr/>
       </w:pPr>
       <w:r>
@@ -60,66 +82,73 @@
           <w:rFonts w:cs="Arial"/>
           <w:b/>
           <w:color w:val="000000"/>
-          <w:sz w:val="40"/>
-        </w:rPr>
-        <w:t>A18008 ELDA Lead Leaders</w:t>
-      </w:r>
-    </w:p>
-    <w:p>
-      <w:pPr>
-        <w:pStyle w:val="Normal"/>
+          <w:sz w:val="48"/>
+        </w:rPr>
+        <w:t>ELDA Lead Leaders</w:t>
+      </w:r>
+    </w:p>
+    <w:p>
+      <w:pPr>
+        <w:pStyle w:val="Normal"/>
+        <w:keepNext w:val="true"/>
         <w:pBdr>
           <w:bottom w:val="single" w:sz="18" w:space="8" w:color="C62026"/>
         </w:pBdr>
-        <w:spacing w:before="0" w:after="80"/>
+        <w:spacing w:before="0" w:after="120"/>
         <w:rPr/>
       </w:pPr>
       <w:r>
         <w:rPr>
           <w:rFonts w:cs="Arial"/>
           <w:b/>
+          <w:i w:val="false"/>
           <w:color w:val="002516"/>
-          <w:sz w:val="24"/>
-        </w:rPr>
-        <w:t>Proposed Revised Course Data Sheet</w:t>
-      </w:r>
-    </w:p>
-    <w:p>
-      <w:pPr>
-        <w:pStyle w:val="Normal"/>
-        <w:spacing w:before="120" w:after="120"/>
-        <w:rPr/>
-      </w:pPr>
-      <w:r>
-        <w:rPr>
-          <w:rFonts w:cs="Arial"/>
+          <w:spacing w:val="30"/>
+          <w:sz w:val="19"/>
+        </w:rPr>
+        <w:t>PROPOSED REVISED COURSE DATA SHEET</w:t>
+      </w:r>
+    </w:p>
+    <w:p>
+      <w:pPr>
+        <w:pStyle w:val="Normal"/>
+        <w:keepNext w:val="true"/>
+        <w:spacing w:before="120" w:after="40"/>
+        <w:rPr/>
+      </w:pPr>
+      <w:r>
+        <w:rPr>
+          <w:rFonts w:cs="Arial"/>
+          <w:b w:val="false"/>
+          <w:i w:val="false"/>
           <w:color w:val="002516"/>
-          <w:sz w:val="21"/>
-        </w:rPr>
-        <w:t>NZ Army Leadership Centre | Army Command School</w:t>
-      </w:r>
-    </w:p>
-    <w:p>
-      <w:pPr>
-        <w:pStyle w:val="Normal"/>
-        <w:pBdr>
-          <w:bottom w:val="single" w:sz="6" w:space="6" w:color="A89662"/>
-        </w:pBdr>
-        <w:spacing w:before="0" w:after="200"/>
+          <w:sz w:val="20"/>
+        </w:rPr>
+        <w:t>New Zealand Army Leadership Centre | Army Command School</w:t>
+      </w:r>
+    </w:p>
+    <w:p>
+      <w:pPr>
+        <w:pStyle w:val="Normal"/>
+        <w:keepNext w:val="true"/>
+        <w:spacing w:before="0" w:after="0"/>
         <w:rPr/>
       </w:pPr>
       <w:r>
         <w:rPr>
           <w:rFonts w:cs="Arial"/>
           <w:b/>
+          <w:i w:val="false"/>
           <w:color w:val="002516"/>
           <w:sz w:val="18"/>
         </w:rPr>
-        <w:t xml:space="preserve">Reference  </w:t>
-      </w:r>
-      <w:r>
-        <w:rPr>
-          <w:rFonts w:cs="Arial"/>
+        <w:t xml:space="preserve">Reference: </w:t>
+      </w:r>
+      <w:r>
+        <w:rPr>
+          <w:rFonts w:cs="Arial"/>
+          <w:b w:val="false"/>
+          <w:i w:val="false"/>
           <w:color w:val="000000"/>
           <w:sz w:val="18"/>
         </w:rPr>
@@ -128,21 +157,28 @@
       <w:r>
         <w:rPr>
           <w:rFonts w:cs="Arial"/>
-        </w:rPr>
-        <w:t xml:space="preserve">      </w:t>
+          <w:b w:val="false"/>
+          <w:i w:val="false"/>
+          <w:color w:val="A89662"/>
+          <w:sz w:val="18"/>
+        </w:rPr>
+        <w:t xml:space="preserve">   ·   </w:t>
       </w:r>
       <w:r>
         <w:rPr>
           <w:rFonts w:cs="Arial"/>
           <w:b/>
+          <w:i w:val="false"/>
           <w:color w:val="002516"/>
           <w:sz w:val="18"/>
         </w:rPr>
-        <w:t xml:space="preserve">Date  </w:t>
-      </w:r>
-      <w:r>
-        <w:rPr>
-          <w:rFonts w:cs="Arial"/>
+        <w:t xml:space="preserve">Date: </w:t>
+      </w:r>
+      <w:r>
+        <w:rPr>
+          <w:rFonts w:cs="Arial"/>
+          <w:b w:val="false"/>
+          <w:i w:val="false"/>
           <w:color w:val="000000"/>
           <w:sz w:val="18"/>
         </w:rPr>
@@ -151,22 +187,29 @@
       <w:r>
         <w:rPr>
           <w:rFonts w:cs="Arial"/>
-        </w:rPr>
-        <w:t xml:space="preserve">      </w:t>
+          <w:b w:val="false"/>
+          <w:i w:val="false"/>
+          <w:color w:val="A89662"/>
+          <w:sz w:val="18"/>
+        </w:rPr>
+        <w:t xml:space="preserve">   ·   </w:t>
       </w:r>
       <w:r>
         <w:rPr>
           <w:rFonts w:cs="Arial"/>
           <w:b/>
+          <w:i w:val="false"/>
           <w:color w:val="002516"/>
           <w:sz w:val="18"/>
         </w:rPr>
-        <w:t xml:space="preserve">Status  </w:t>
-      </w:r>
-      <w:r>
-        <w:rPr>
-          <w:rFonts w:cs="Arial"/>
-          <w:color w:val="000000"/>
+        <w:t xml:space="preserve">Status: </w:t>
+      </w:r>
+      <w:r>
+        <w:rPr>
+          <w:rFonts w:cs="Arial"/>
+          <w:b/>
+          <w:i w:val="false"/>
+          <w:color w:val="C62026"/>
           <w:sz w:val="18"/>
         </w:rPr>
         <w:t>Draft for Validation</w:t>
@@ -174,6 +217,87 @@
     </w:p>
     <w:p>
       <w:pPr>
+        <w:pStyle w:val="Normal"/>
+        <w:spacing w:before="120" w:after="40"/>
+        <w:rPr/>
+      </w:pPr>
+      <w:r>
+        <w:rPr>
+          <w:rFonts w:cs="Arial"/>
+          <w:b w:val="false"/>
+          <w:i w:val="false"/>
+          <w:color w:val="8A8A8A"/>
+          <w:spacing w:val="15"/>
+          <w:sz w:val="17"/>
+        </w:rPr>
+        <w:t>LEAD TEAMS</w:t>
+      </w:r>
+      <w:r>
+        <w:rPr>
+          <w:rFonts w:cs="Arial"/>
+          <w:b w:val="false"/>
+          <w:i w:val="false"/>
+          <w:color w:val="A89662"/>
+          <w:sz w:val="17"/>
+        </w:rPr>
+        <w:t xml:space="preserve">  →  </w:t>
+      </w:r>
+      <w:r>
+        <w:rPr>
+          <w:rFonts w:cs="Arial"/>
+          <w:b/>
+          <w:i w:val="false"/>
+          <w:color w:val="002516"/>
+          <w:spacing w:val="15"/>
+          <w:sz w:val="17"/>
+        </w:rPr>
+        <w:t>LEAD LEADERS</w:t>
+      </w:r>
+      <w:r>
+        <w:rPr>
+          <w:rFonts w:cs="Arial"/>
+          <w:b w:val="false"/>
+          <w:i w:val="false"/>
+          <w:color w:val="A89662"/>
+          <w:sz w:val="17"/>
+        </w:rPr>
+        <w:t xml:space="preserve">  →  </w:t>
+      </w:r>
+      <w:r>
+        <w:rPr>
+          <w:rFonts w:cs="Arial"/>
+          <w:b w:val="false"/>
+          <w:i w:val="false"/>
+          <w:color w:val="8A8A8A"/>
+          <w:spacing w:val="15"/>
+          <w:sz w:val="17"/>
+        </w:rPr>
+        <w:t>LEAD SYSTEMS</w:t>
+      </w:r>
+      <w:r>
+        <w:rPr>
+          <w:rFonts w:cs="Arial"/>
+          <w:b w:val="false"/>
+          <w:i w:val="false"/>
+          <w:color w:val="A89662"/>
+          <w:sz w:val="17"/>
+        </w:rPr>
+        <w:t xml:space="preserve">  →  </w:t>
+      </w:r>
+      <w:r>
+        <w:rPr>
+          <w:rFonts w:cs="Arial"/>
+          <w:b w:val="false"/>
+          <w:i w:val="false"/>
+          <w:color w:val="8A8A8A"/>
+          <w:spacing w:val="15"/>
+          <w:sz w:val="17"/>
+        </w:rPr>
+        <w:t>COMMAND</w:t>
+      </w:r>
+    </w:p>
+    <w:p>
+      <w:pPr>
         <w:pStyle w:val="Heading1"/>
         <w:rPr/>
       </w:pPr>
@@ -183,7 +307,7 @@
           <w:b/>
           <w:i w:val="false"/>
           <w:color w:val="002516"/>
-          <w:sz w:val="24"/>
+          <w:sz w:val="25"/>
         </w:rPr>
         <w:t>Course Information</w:t>
       </w:r>
@@ -192,13 +316,13 @@
       <w:tblPr>
         <w:tblW w:w="9298" w:type="dxa"/>
         <w:jc w:val="left"/>
-        <w:tblInd w:w="-8" w:type="dxa"/>
+        <w:tblInd w:w="2" w:type="dxa"/>
         <w:tblLayout w:type="fixed"/>
         <w:tblCellMar>
           <w:top w:w="60" w:type="dxa"/>
-          <w:left w:w="100" w:type="dxa"/>
+          <w:left w:w="110" w:type="dxa"/>
           <w:bottom w:w="60" w:type="dxa"/>
-          <w:right w:w="100" w:type="dxa"/>
+          <w:right w:w="110" w:type="dxa"/>
         </w:tblCellMar>
         <w:tblLook w:val="04a0" w:noHBand="0" w:noVBand="1" w:firstColumn="1" w:lastRow="0" w:lastColumn="0" w:firstRow="1"/>
       </w:tblPr>
@@ -216,15 +340,15 @@
             <w:tcBorders>
               <w:top w:val="single" w:sz="4" w:space="0" w:color="A89662"/>
               <w:left w:val="single" w:sz="4" w:space="0" w:color="A89662"/>
-              <w:bottom w:val="single" w:sz="4" w:space="0" w:color="A89662"/>
-              <w:right w:val="single" w:sz="4" w:space="0" w:color="A89662"/>
+              <w:bottom w:val="single" w:sz="4" w:space="0" w:color="D9D9D2"/>
+              <w:right w:val="single" w:sz="4" w:space="0" w:color="D9D9D2"/>
             </w:tcBorders>
             <w:shd w:color="auto" w:fill="002516" w:val="clear"/>
           </w:tcPr>
           <w:p>
             <w:pPr>
               <w:pStyle w:val="Normal"/>
-              <w:spacing w:lineRule="auto" w:line="252" w:before="0" w:after="0"/>
+              <w:spacing w:lineRule="auto" w:line="268" w:before="0" w:after="0"/>
               <w:rPr/>
             </w:pPr>
             <w:r>
@@ -244,8 +368,8 @@
             <w:tcW w:w="6689" w:type="dxa"/>
             <w:tcBorders>
               <w:top w:val="single" w:sz="4" w:space="0" w:color="A89662"/>
-              <w:left w:val="single" w:sz="4" w:space="0" w:color="A89662"/>
-              <w:bottom w:val="single" w:sz="4" w:space="0" w:color="A89662"/>
+              <w:left w:val="single" w:sz="4" w:space="0" w:color="D9D9D2"/>
+              <w:bottom w:val="single" w:sz="4" w:space="0" w:color="D9D9D2"/>
               <w:right w:val="single" w:sz="4" w:space="0" w:color="A89662"/>
             </w:tcBorders>
             <w:shd w:color="auto" w:fill="002516" w:val="clear"/>
@@ -253,7 +377,7 @@
           <w:p>
             <w:pPr>
               <w:pStyle w:val="Normal"/>
-              <w:spacing w:lineRule="auto" w:line="252" w:before="0" w:after="0"/>
+              <w:spacing w:lineRule="auto" w:line="268" w:before="0" w:after="0"/>
               <w:rPr/>
             </w:pPr>
             <w:r>
@@ -277,17 +401,17 @@
           <w:tcPr>
             <w:tcW w:w="2608" w:type="dxa"/>
             <w:tcBorders>
-              <w:top w:val="single" w:sz="4" w:space="0" w:color="A89662"/>
+              <w:top w:val="single" w:sz="4" w:space="0" w:color="D9D9D2"/>
               <w:left w:val="single" w:sz="4" w:space="0" w:color="A89662"/>
-              <w:bottom w:val="single" w:sz="4" w:space="0" w:color="A89662"/>
-              <w:right w:val="single" w:sz="4" w:space="0" w:color="A89662"/>
+              <w:bottom w:val="single" w:sz="4" w:space="0" w:color="D9D9D2"/>
+              <w:right w:val="single" w:sz="4" w:space="0" w:color="D9D9D2"/>
             </w:tcBorders>
             <w:shd w:color="auto" w:fill="CDD2B7" w:val="clear"/>
           </w:tcPr>
           <w:p>
             <w:pPr>
               <w:pStyle w:val="Normal"/>
-              <w:spacing w:lineRule="auto" w:line="252" w:before="0" w:after="0"/>
+              <w:spacing w:lineRule="auto" w:line="268" w:before="0" w:after="0"/>
               <w:rPr/>
             </w:pPr>
             <w:r>
@@ -306,16 +430,16 @@
           <w:tcPr>
             <w:tcW w:w="6689" w:type="dxa"/>
             <w:tcBorders>
-              <w:top w:val="single" w:sz="4" w:space="0" w:color="A89662"/>
-              <w:left w:val="single" w:sz="4" w:space="0" w:color="A89662"/>
-              <w:bottom w:val="single" w:sz="4" w:space="0" w:color="A89662"/>
+              <w:top w:val="single" w:sz="4" w:space="0" w:color="D9D9D2"/>
+              <w:left w:val="single" w:sz="4" w:space="0" w:color="D9D9D2"/>
+              <w:bottom w:val="single" w:sz="4" w:space="0" w:color="D9D9D2"/>
               <w:right w:val="single" w:sz="4" w:space="0" w:color="A89662"/>
             </w:tcBorders>
           </w:tcPr>
           <w:p>
             <w:pPr>
               <w:pStyle w:val="Normal"/>
-              <w:spacing w:lineRule="auto" w:line="252" w:before="0" w:after="0"/>
+              <w:spacing w:lineRule="auto" w:line="268" w:before="0" w:after="0"/>
               <w:rPr/>
             </w:pPr>
             <w:r>
@@ -323,7 +447,7 @@
                 <w:rFonts w:cs="Arial"/>
                 <w:b w:val="false"/>
                 <w:i w:val="false"/>
-                <w:sz w:val="20"/>
+                <w:sz w:val="19"/>
               </w:rPr>
               <w:t>A18008</w:t>
             </w:r>
@@ -338,17 +462,17 @@
           <w:tcPr>
             <w:tcW w:w="2608" w:type="dxa"/>
             <w:tcBorders>
-              <w:top w:val="single" w:sz="4" w:space="0" w:color="A89662"/>
+              <w:top w:val="single" w:sz="4" w:space="0" w:color="D9D9D2"/>
               <w:left w:val="single" w:sz="4" w:space="0" w:color="A89662"/>
-              <w:bottom w:val="single" w:sz="4" w:space="0" w:color="A89662"/>
-              <w:right w:val="single" w:sz="4" w:space="0" w:color="A89662"/>
+              <w:bottom w:val="single" w:sz="4" w:space="0" w:color="D9D9D2"/>
+              <w:right w:val="single" w:sz="4" w:space="0" w:color="D9D9D2"/>
             </w:tcBorders>
             <w:shd w:color="auto" w:fill="CDD2B7" w:val="clear"/>
           </w:tcPr>
           <w:p>
             <w:pPr>
               <w:pStyle w:val="Normal"/>
-              <w:spacing w:lineRule="auto" w:line="252" w:before="0" w:after="0"/>
+              <w:spacing w:lineRule="auto" w:line="268" w:before="0" w:after="0"/>
               <w:rPr/>
             </w:pPr>
             <w:r>
@@ -367,16 +491,16 @@
           <w:tcPr>
             <w:tcW w:w="6689" w:type="dxa"/>
             <w:tcBorders>
-              <w:top w:val="single" w:sz="4" w:space="0" w:color="A89662"/>
-              <w:left w:val="single" w:sz="4" w:space="0" w:color="A89662"/>
-              <w:bottom w:val="single" w:sz="4" w:space="0" w:color="A89662"/>
+              <w:top w:val="single" w:sz="4" w:space="0" w:color="D9D9D2"/>
+              <w:left w:val="single" w:sz="4" w:space="0" w:color="D9D9D2"/>
+              <w:bottom w:val="single" w:sz="4" w:space="0" w:color="D9D9D2"/>
               <w:right w:val="single" w:sz="4" w:space="0" w:color="A89662"/>
             </w:tcBorders>
           </w:tcPr>
           <w:p>
             <w:pPr>
               <w:pStyle w:val="Normal"/>
-              <w:spacing w:lineRule="auto" w:line="252" w:before="0" w:after="0"/>
+              <w:spacing w:lineRule="auto" w:line="268" w:before="0" w:after="0"/>
               <w:rPr/>
             </w:pPr>
             <w:r>
@@ -384,7 +508,7 @@
                 <w:rFonts w:cs="Arial"/>
                 <w:b w:val="false"/>
                 <w:i w:val="false"/>
-                <w:sz w:val="20"/>
+                <w:sz w:val="19"/>
               </w:rPr>
               <w:t>ELDA Lead Leaders</w:t>
             </w:r>
@@ -399,17 +523,17 @@
           <w:tcPr>
             <w:tcW w:w="2608" w:type="dxa"/>
             <w:tcBorders>
-              <w:top w:val="single" w:sz="4" w:space="0" w:color="A89662"/>
+              <w:top w:val="single" w:sz="4" w:space="0" w:color="D9D9D2"/>
               <w:left w:val="single" w:sz="4" w:space="0" w:color="A89662"/>
-              <w:bottom w:val="single" w:sz="4" w:space="0" w:color="A89662"/>
-              <w:right w:val="single" w:sz="4" w:space="0" w:color="A89662"/>
+              <w:bottom w:val="single" w:sz="4" w:space="0" w:color="D9D9D2"/>
+              <w:right w:val="single" w:sz="4" w:space="0" w:color="D9D9D2"/>
             </w:tcBorders>
             <w:shd w:color="auto" w:fill="CDD2B7" w:val="clear"/>
           </w:tcPr>
           <w:p>
             <w:pPr>
               <w:pStyle w:val="Normal"/>
-              <w:spacing w:lineRule="auto" w:line="252" w:before="0" w:after="0"/>
+              <w:spacing w:lineRule="auto" w:line="268" w:before="0" w:after="0"/>
               <w:rPr/>
             </w:pPr>
             <w:r>
@@ -428,16 +552,16 @@
           <w:tcPr>
             <w:tcW w:w="6689" w:type="dxa"/>
             <w:tcBorders>
-              <w:top w:val="single" w:sz="4" w:space="0" w:color="A89662"/>
-              <w:left w:val="single" w:sz="4" w:space="0" w:color="A89662"/>
-              <w:bottom w:val="single" w:sz="4" w:space="0" w:color="A89662"/>
+              <w:top w:val="single" w:sz="4" w:space="0" w:color="D9D9D2"/>
+              <w:left w:val="single" w:sz="4" w:space="0" w:color="D9D9D2"/>
+              <w:bottom w:val="single" w:sz="4" w:space="0" w:color="D9D9D2"/>
               <w:right w:val="single" w:sz="4" w:space="0" w:color="A89662"/>
             </w:tcBorders>
           </w:tcPr>
           <w:p>
             <w:pPr>
               <w:pStyle w:val="Normal"/>
-              <w:spacing w:lineRule="auto" w:line="252" w:before="0" w:after="0"/>
+              <w:spacing w:lineRule="auto" w:line="268" w:before="0" w:after="0"/>
               <w:rPr/>
             </w:pPr>
             <w:r>
@@ -445,7 +569,7 @@
                 <w:rFonts w:cs="Arial"/>
                 <w:b w:val="false"/>
                 <w:i w:val="false"/>
-                <w:sz w:val="20"/>
+                <w:sz w:val="19"/>
               </w:rPr>
               <w:t>Army</w:t>
             </w:r>
@@ -460,17 +584,17 @@
           <w:tcPr>
             <w:tcW w:w="2608" w:type="dxa"/>
             <w:tcBorders>
-              <w:top w:val="single" w:sz="4" w:space="0" w:color="A89662"/>
+              <w:top w:val="single" w:sz="4" w:space="0" w:color="D9D9D2"/>
               <w:left w:val="single" w:sz="4" w:space="0" w:color="A89662"/>
-              <w:bottom w:val="single" w:sz="4" w:space="0" w:color="A89662"/>
-              <w:right w:val="single" w:sz="4" w:space="0" w:color="A89662"/>
+              <w:bottom w:val="single" w:sz="4" w:space="0" w:color="D9D9D2"/>
+              <w:right w:val="single" w:sz="4" w:space="0" w:color="D9D9D2"/>
             </w:tcBorders>
             <w:shd w:color="auto" w:fill="CDD2B7" w:val="clear"/>
           </w:tcPr>
           <w:p>
             <w:pPr>
               <w:pStyle w:val="Normal"/>
-              <w:spacing w:lineRule="auto" w:line="252" w:before="0" w:after="0"/>
+              <w:spacing w:lineRule="auto" w:line="268" w:before="0" w:after="0"/>
               <w:rPr/>
             </w:pPr>
             <w:r>
@@ -489,16 +613,16 @@
           <w:tcPr>
             <w:tcW w:w="6689" w:type="dxa"/>
             <w:tcBorders>
-              <w:top w:val="single" w:sz="4" w:space="0" w:color="A89662"/>
-              <w:left w:val="single" w:sz="4" w:space="0" w:color="A89662"/>
-              <w:bottom w:val="single" w:sz="4" w:space="0" w:color="A89662"/>
+              <w:top w:val="single" w:sz="4" w:space="0" w:color="D9D9D2"/>
+              <w:left w:val="single" w:sz="4" w:space="0" w:color="D9D9D2"/>
+              <w:bottom w:val="single" w:sz="4" w:space="0" w:color="D9D9D2"/>
               <w:right w:val="single" w:sz="4" w:space="0" w:color="A89662"/>
             </w:tcBorders>
           </w:tcPr>
           <w:p>
             <w:pPr>
               <w:pStyle w:val="Normal"/>
-              <w:spacing w:lineRule="auto" w:line="252" w:before="0" w:after="0"/>
+              <w:spacing w:lineRule="auto" w:line="268" w:before="0" w:after="0"/>
               <w:rPr/>
             </w:pPr>
             <w:r>
@@ -506,7 +630,7 @@
                 <w:rFonts w:cs="Arial"/>
                 <w:b w:val="false"/>
                 <w:i w:val="false"/>
-                <w:sz w:val="20"/>
+                <w:sz w:val="19"/>
               </w:rPr>
               <w:t>New Zealand Army Leadership Centre (NZALC)</w:t>
             </w:r>
@@ -521,17 +645,17 @@
           <w:tcPr>
             <w:tcW w:w="2608" w:type="dxa"/>
             <w:tcBorders>
-              <w:top w:val="single" w:sz="4" w:space="0" w:color="A89662"/>
+              <w:top w:val="single" w:sz="4" w:space="0" w:color="D9D9D2"/>
               <w:left w:val="single" w:sz="4" w:space="0" w:color="A89662"/>
-              <w:bottom w:val="single" w:sz="4" w:space="0" w:color="A89662"/>
-              <w:right w:val="single" w:sz="4" w:space="0" w:color="A89662"/>
+              <w:bottom w:val="single" w:sz="4" w:space="0" w:color="D9D9D2"/>
+              <w:right w:val="single" w:sz="4" w:space="0" w:color="D9D9D2"/>
             </w:tcBorders>
             <w:shd w:color="auto" w:fill="CDD2B7" w:val="clear"/>
           </w:tcPr>
           <w:p>
             <w:pPr>
               <w:pStyle w:val="Normal"/>
-              <w:spacing w:lineRule="auto" w:line="252" w:before="0" w:after="0"/>
+              <w:spacing w:lineRule="auto" w:line="268" w:before="0" w:after="0"/>
               <w:rPr/>
             </w:pPr>
             <w:r>
@@ -550,16 +674,16 @@
           <w:tcPr>
             <w:tcW w:w="6689" w:type="dxa"/>
             <w:tcBorders>
-              <w:top w:val="single" w:sz="4" w:space="0" w:color="A89662"/>
-              <w:left w:val="single" w:sz="4" w:space="0" w:color="A89662"/>
-              <w:bottom w:val="single" w:sz="4" w:space="0" w:color="A89662"/>
+              <w:top w:val="single" w:sz="4" w:space="0" w:color="D9D9D2"/>
+              <w:left w:val="single" w:sz="4" w:space="0" w:color="D9D9D2"/>
+              <w:bottom w:val="single" w:sz="4" w:space="0" w:color="D9D9D2"/>
               <w:right w:val="single" w:sz="4" w:space="0" w:color="A89662"/>
             </w:tcBorders>
           </w:tcPr>
           <w:p>
             <w:pPr>
               <w:pStyle w:val="Normal"/>
-              <w:spacing w:lineRule="auto" w:line="252" w:before="0" w:after="0"/>
+              <w:spacing w:lineRule="auto" w:line="268" w:before="0" w:after="0"/>
               <w:rPr/>
             </w:pPr>
             <w:r>
@@ -567,7 +691,7 @@
                 <w:rFonts w:cs="Arial"/>
                 <w:b w:val="false"/>
                 <w:i w:val="false"/>
-                <w:sz w:val="20"/>
+                <w:sz w:val="19"/>
               </w:rPr>
               <w:t>6 Training Days</w:t>
             </w:r>
@@ -582,17 +706,17 @@
           <w:tcPr>
             <w:tcW w:w="2608" w:type="dxa"/>
             <w:tcBorders>
-              <w:top w:val="single" w:sz="4" w:space="0" w:color="A89662"/>
+              <w:top w:val="single" w:sz="4" w:space="0" w:color="D9D9D2"/>
               <w:left w:val="single" w:sz="4" w:space="0" w:color="A89662"/>
-              <w:bottom w:val="single" w:sz="4" w:space="0" w:color="A89662"/>
-              <w:right w:val="single" w:sz="4" w:space="0" w:color="A89662"/>
+              <w:bottom w:val="single" w:sz="4" w:space="0" w:color="D9D9D2"/>
+              <w:right w:val="single" w:sz="4" w:space="0" w:color="D9D9D2"/>
             </w:tcBorders>
             <w:shd w:color="auto" w:fill="CDD2B7" w:val="clear"/>
           </w:tcPr>
           <w:p>
             <w:pPr>
               <w:pStyle w:val="Normal"/>
-              <w:spacing w:lineRule="auto" w:line="252" w:before="0" w:after="0"/>
+              <w:spacing w:lineRule="auto" w:line="268" w:before="0" w:after="0"/>
               <w:rPr/>
             </w:pPr>
             <w:r>
@@ -611,16 +735,16 @@
           <w:tcPr>
             <w:tcW w:w="6689" w:type="dxa"/>
             <w:tcBorders>
-              <w:top w:val="single" w:sz="4" w:space="0" w:color="A89662"/>
-              <w:left w:val="single" w:sz="4" w:space="0" w:color="A89662"/>
-              <w:bottom w:val="single" w:sz="4" w:space="0" w:color="A89662"/>
+              <w:top w:val="single" w:sz="4" w:space="0" w:color="D9D9D2"/>
+              <w:left w:val="single" w:sz="4" w:space="0" w:color="D9D9D2"/>
+              <w:bottom w:val="single" w:sz="4" w:space="0" w:color="D9D9D2"/>
               <w:right w:val="single" w:sz="4" w:space="0" w:color="A89662"/>
             </w:tcBorders>
           </w:tcPr>
           <w:p>
             <w:pPr>
               <w:pStyle w:val="Normal"/>
-              <w:spacing w:lineRule="auto" w:line="252" w:before="0" w:after="0"/>
+              <w:spacing w:lineRule="auto" w:line="268" w:before="0" w:after="0"/>
               <w:rPr/>
             </w:pPr>
             <w:r>
@@ -628,7 +752,7 @@
                 <w:rFonts w:cs="Arial"/>
                 <w:b w:val="false"/>
                 <w:i w:val="false"/>
-                <w:sz w:val="20"/>
+                <w:sz w:val="19"/>
               </w:rPr>
               <w:t>Face-to-Face</w:t>
             </w:r>
@@ -643,17 +767,17 @@
           <w:tcPr>
             <w:tcW w:w="2608" w:type="dxa"/>
             <w:tcBorders>
-              <w:top w:val="single" w:sz="4" w:space="0" w:color="A89662"/>
+              <w:top w:val="single" w:sz="4" w:space="0" w:color="D9D9D2"/>
               <w:left w:val="single" w:sz="4" w:space="0" w:color="A89662"/>
-              <w:bottom w:val="single" w:sz="4" w:space="0" w:color="A89662"/>
-              <w:right w:val="single" w:sz="4" w:space="0" w:color="A89662"/>
+              <w:bottom w:val="single" w:sz="4" w:space="0" w:color="D9D9D2"/>
+              <w:right w:val="single" w:sz="4" w:space="0" w:color="D9D9D2"/>
             </w:tcBorders>
             <w:shd w:color="auto" w:fill="CDD2B7" w:val="clear"/>
           </w:tcPr>
           <w:p>
             <w:pPr>
               <w:pStyle w:val="Normal"/>
-              <w:spacing w:lineRule="auto" w:line="252" w:before="0" w:after="0"/>
+              <w:spacing w:lineRule="auto" w:line="268" w:before="0" w:after="0"/>
               <w:rPr/>
             </w:pPr>
             <w:r>
@@ -672,16 +796,16 @@
           <w:tcPr>
             <w:tcW w:w="6689" w:type="dxa"/>
             <w:tcBorders>
-              <w:top w:val="single" w:sz="4" w:space="0" w:color="A89662"/>
-              <w:left w:val="single" w:sz="4" w:space="0" w:color="A89662"/>
-              <w:bottom w:val="single" w:sz="4" w:space="0" w:color="A89662"/>
+              <w:top w:val="single" w:sz="4" w:space="0" w:color="D9D9D2"/>
+              <w:left w:val="single" w:sz="4" w:space="0" w:color="D9D9D2"/>
+              <w:bottom w:val="single" w:sz="4" w:space="0" w:color="D9D9D2"/>
               <w:right w:val="single" w:sz="4" w:space="0" w:color="A89662"/>
             </w:tcBorders>
           </w:tcPr>
           <w:p>
             <w:pPr>
               <w:pStyle w:val="Normal"/>
-              <w:spacing w:lineRule="auto" w:line="252" w:before="0" w:after="0"/>
+              <w:spacing w:lineRule="auto" w:line="268" w:before="0" w:after="0"/>
               <w:rPr/>
             </w:pPr>
             <w:r>
@@ -689,7 +813,7 @@
                 <w:rFonts w:cs="Arial"/>
                 <w:b w:val="false"/>
                 <w:i w:val="false"/>
-                <w:sz w:val="20"/>
+                <w:sz w:val="19"/>
               </w:rPr>
               <w:t>The aim of ELDA Lead Leaders is to develop leadership effectiveness through increased self-awareness, reflection and deliberate adaptation of leadership behaviour in physically, cognitively and interpersonally challenging environments.</w:t>
             </w:r>
@@ -704,17 +828,17 @@
           <w:tcPr>
             <w:tcW w:w="2608" w:type="dxa"/>
             <w:tcBorders>
-              <w:top w:val="single" w:sz="4" w:space="0" w:color="A89662"/>
+              <w:top w:val="single" w:sz="4" w:space="0" w:color="D9D9D2"/>
               <w:left w:val="single" w:sz="4" w:space="0" w:color="A89662"/>
-              <w:bottom w:val="single" w:sz="4" w:space="0" w:color="A89662"/>
-              <w:right w:val="single" w:sz="4" w:space="0" w:color="A89662"/>
+              <w:bottom w:val="single" w:sz="4" w:space="0" w:color="D9D9D2"/>
+              <w:right w:val="single" w:sz="4" w:space="0" w:color="D9D9D2"/>
             </w:tcBorders>
             <w:shd w:color="auto" w:fill="CDD2B7" w:val="clear"/>
           </w:tcPr>
           <w:p>
             <w:pPr>
               <w:pStyle w:val="Normal"/>
-              <w:spacing w:lineRule="auto" w:line="252" w:before="0" w:after="0"/>
+              <w:spacing w:lineRule="auto" w:line="268" w:before="0" w:after="0"/>
               <w:rPr/>
             </w:pPr>
             <w:r>
@@ -733,16 +857,16 @@
           <w:tcPr>
             <w:tcW w:w="6689" w:type="dxa"/>
             <w:tcBorders>
-              <w:top w:val="single" w:sz="4" w:space="0" w:color="A89662"/>
-              <w:left w:val="single" w:sz="4" w:space="0" w:color="A89662"/>
-              <w:bottom w:val="single" w:sz="4" w:space="0" w:color="A89662"/>
+              <w:top w:val="single" w:sz="4" w:space="0" w:color="D9D9D2"/>
+              <w:left w:val="single" w:sz="4" w:space="0" w:color="D9D9D2"/>
+              <w:bottom w:val="single" w:sz="4" w:space="0" w:color="D9D9D2"/>
               <w:right w:val="single" w:sz="4" w:space="0" w:color="A89662"/>
             </w:tcBorders>
           </w:tcPr>
           <w:p>
             <w:pPr>
               <w:pStyle w:val="Normal"/>
-              <w:spacing w:lineRule="auto" w:line="252" w:before="0" w:after="0"/>
+              <w:spacing w:lineRule="auto" w:line="268" w:before="0" w:after="0"/>
               <w:rPr/>
             </w:pPr>
             <w:r>
@@ -750,7 +874,7 @@
                 <w:rFonts w:cs="Arial"/>
                 <w:b w:val="false"/>
                 <w:i w:val="false"/>
-                <w:sz w:val="20"/>
+                <w:sz w:val="19"/>
               </w:rPr>
               <w:t>Retain the existing DLMS qualifications/certifications, subject to confirmation that these remain current and accurately represent the qualification or certification awarded:</w:t>
             </w:r>
@@ -763,7 +887,7 @@
                 <w:rFonts w:cs="Arial"/>
                 <w:b w:val="false"/>
                 <w:i w:val="false"/>
-                <w:sz w:val="20"/>
+                <w:sz w:val="19"/>
               </w:rPr>
               <w:t>• AA18001 ELDA Alpine Touring</w:t>
             </w:r>
@@ -776,7 +900,7 @@
                 <w:rFonts w:cs="Arial"/>
                 <w:b w:val="false"/>
                 <w:i w:val="false"/>
-                <w:sz w:val="20"/>
+                <w:sz w:val="19"/>
               </w:rPr>
               <w:t>• AA18002 ELDA Rock Climbing</w:t>
             </w:r>
@@ -789,7 +913,7 @@
                 <w:rFonts w:cs="Arial"/>
                 <w:b w:val="false"/>
                 <w:i w:val="false"/>
-                <w:sz w:val="20"/>
+                <w:sz w:val="19"/>
               </w:rPr>
               <w:t>• AA18003 ELDA Sea Kayaking</w:t>
             </w:r>
@@ -802,7 +926,7 @@
                 <w:rFonts w:cs="Arial"/>
                 <w:b w:val="false"/>
                 <w:i w:val="false"/>
-                <w:sz w:val="20"/>
+                <w:sz w:val="19"/>
               </w:rPr>
               <w:t>• AA18004 ELDA White Water Kayaking</w:t>
             </w:r>
@@ -815,7 +939,7 @@
                 <w:rFonts w:cs="Arial"/>
                 <w:b w:val="false"/>
                 <w:i w:val="false"/>
-                <w:sz w:val="20"/>
+                <w:sz w:val="19"/>
               </w:rPr>
               <w:t>• AA18005 ELDA Wilderness</w:t>
             </w:r>
@@ -828,7 +952,7 @@
                 <w:rFonts w:cs="Arial"/>
                 <w:b w:val="false"/>
                 <w:i w:val="false"/>
-                <w:sz w:val="20"/>
+                <w:sz w:val="19"/>
               </w:rPr>
               <w:t>• AA18006 ELDA Cave</w:t>
             </w:r>
@@ -843,17 +967,17 @@
           <w:tcPr>
             <w:tcW w:w="2608" w:type="dxa"/>
             <w:tcBorders>
-              <w:top w:val="single" w:sz="4" w:space="0" w:color="A89662"/>
+              <w:top w:val="single" w:sz="4" w:space="0" w:color="D9D9D2"/>
               <w:left w:val="single" w:sz="4" w:space="0" w:color="A89662"/>
-              <w:bottom w:val="single" w:sz="4" w:space="0" w:color="A89662"/>
-              <w:right w:val="single" w:sz="4" w:space="0" w:color="A89662"/>
+              <w:bottom w:val="single" w:sz="4" w:space="0" w:color="D9D9D2"/>
+              <w:right w:val="single" w:sz="4" w:space="0" w:color="D9D9D2"/>
             </w:tcBorders>
             <w:shd w:color="auto" w:fill="CDD2B7" w:val="clear"/>
           </w:tcPr>
           <w:p>
             <w:pPr>
               <w:pStyle w:val="Normal"/>
-              <w:spacing w:lineRule="auto" w:line="252" w:before="0" w:after="0"/>
+              <w:spacing w:lineRule="auto" w:line="268" w:before="0" w:after="0"/>
               <w:rPr/>
             </w:pPr>
             <w:r>
@@ -872,16 +996,16 @@
           <w:tcPr>
             <w:tcW w:w="6689" w:type="dxa"/>
             <w:tcBorders>
-              <w:top w:val="single" w:sz="4" w:space="0" w:color="A89662"/>
-              <w:left w:val="single" w:sz="4" w:space="0" w:color="A89662"/>
-              <w:bottom w:val="single" w:sz="4" w:space="0" w:color="A89662"/>
+              <w:top w:val="single" w:sz="4" w:space="0" w:color="D9D9D2"/>
+              <w:left w:val="single" w:sz="4" w:space="0" w:color="D9D9D2"/>
+              <w:bottom w:val="single" w:sz="4" w:space="0" w:color="D9D9D2"/>
               <w:right w:val="single" w:sz="4" w:space="0" w:color="A89662"/>
             </w:tcBorders>
           </w:tcPr>
           <w:p>
             <w:pPr>
               <w:pStyle w:val="Normal"/>
-              <w:spacing w:lineRule="auto" w:line="252" w:before="0" w:after="0"/>
+              <w:spacing w:lineRule="auto" w:line="268" w:before="0" w:after="0"/>
               <w:rPr/>
             </w:pPr>
             <w:r>
@@ -889,7 +1013,7 @@
                 <w:rFonts w:cs="Arial"/>
                 <w:b w:val="false"/>
                 <w:i w:val="false"/>
-                <w:sz w:val="20"/>
+                <w:sz w:val="19"/>
               </w:rPr>
               <w:t>1. Regular Force Officers in the ranks of 2LT and LT.</w:t>
             </w:r>
@@ -902,7 +1026,7 @@
                 <w:rFonts w:cs="Arial"/>
                 <w:b w:val="false"/>
                 <w:i w:val="false"/>
-                <w:sz w:val="20"/>
+                <w:sz w:val="19"/>
               </w:rPr>
               <w:t>2. Regular Force NCOs accepted onto the A1531 Regular Force All Arms Senior Non-Commissioned Officer Promotion Course.</w:t>
             </w:r>
@@ -917,17 +1041,17 @@
           <w:tcPr>
             <w:tcW w:w="2608" w:type="dxa"/>
             <w:tcBorders>
-              <w:top w:val="single" w:sz="4" w:space="0" w:color="A89662"/>
+              <w:top w:val="single" w:sz="4" w:space="0" w:color="D9D9D2"/>
               <w:left w:val="single" w:sz="4" w:space="0" w:color="A89662"/>
-              <w:bottom w:val="single" w:sz="4" w:space="0" w:color="A89662"/>
-              <w:right w:val="single" w:sz="4" w:space="0" w:color="A89662"/>
+              <w:bottom w:val="single" w:sz="4" w:space="0" w:color="D9D9D2"/>
+              <w:right w:val="single" w:sz="4" w:space="0" w:color="D9D9D2"/>
             </w:tcBorders>
             <w:shd w:color="auto" w:fill="CDD2B7" w:val="clear"/>
           </w:tcPr>
           <w:p>
             <w:pPr>
               <w:pStyle w:val="Normal"/>
-              <w:spacing w:lineRule="auto" w:line="252" w:before="0" w:after="0"/>
+              <w:spacing w:lineRule="auto" w:line="268" w:before="0" w:after="0"/>
               <w:rPr/>
             </w:pPr>
             <w:r>
@@ -946,16 +1070,16 @@
           <w:tcPr>
             <w:tcW w:w="6689" w:type="dxa"/>
             <w:tcBorders>
-              <w:top w:val="single" w:sz="4" w:space="0" w:color="A89662"/>
-              <w:left w:val="single" w:sz="4" w:space="0" w:color="A89662"/>
-              <w:bottom w:val="single" w:sz="4" w:space="0" w:color="A89662"/>
+              <w:top w:val="single" w:sz="4" w:space="0" w:color="D9D9D2"/>
+              <w:left w:val="single" w:sz="4" w:space="0" w:color="D9D9D2"/>
+              <w:bottom w:val="single" w:sz="4" w:space="0" w:color="D9D9D2"/>
               <w:right w:val="single" w:sz="4" w:space="0" w:color="A89662"/>
             </w:tcBorders>
           </w:tcPr>
           <w:p>
             <w:pPr>
               <w:pStyle w:val="Normal"/>
-              <w:spacing w:lineRule="auto" w:line="252" w:before="0" w:after="0"/>
+              <w:spacing w:lineRule="auto" w:line="268" w:before="0" w:after="0"/>
               <w:rPr/>
             </w:pPr>
             <w:r>
@@ -963,7 +1087,7 @@
                 <w:rFonts w:cs="Arial"/>
                 <w:b w:val="false"/>
                 <w:i w:val="false"/>
-                <w:sz w:val="20"/>
+                <w:sz w:val="19"/>
               </w:rPr>
               <w:t>Learners will be able to evaluate their leadership behaviour and its impact on others, and deliberately adapt their behaviour to improve leadership effectiveness across a range of contexts.</w:t>
             </w:r>
@@ -978,17 +1102,17 @@
           <w:tcPr>
             <w:tcW w:w="2608" w:type="dxa"/>
             <w:tcBorders>
-              <w:top w:val="single" w:sz="4" w:space="0" w:color="A89662"/>
+              <w:top w:val="single" w:sz="4" w:space="0" w:color="D9D9D2"/>
               <w:left w:val="single" w:sz="4" w:space="0" w:color="A89662"/>
               <w:bottom w:val="single" w:sz="4" w:space="0" w:color="A89662"/>
-              <w:right w:val="single" w:sz="4" w:space="0" w:color="A89662"/>
+              <w:right w:val="single" w:sz="4" w:space="0" w:color="D9D9D2"/>
             </w:tcBorders>
             <w:shd w:color="auto" w:fill="CDD2B7" w:val="clear"/>
           </w:tcPr>
           <w:p>
             <w:pPr>
               <w:pStyle w:val="Normal"/>
-              <w:spacing w:lineRule="auto" w:line="252" w:before="0" w:after="0"/>
+              <w:spacing w:lineRule="auto" w:line="268" w:before="0" w:after="0"/>
               <w:rPr/>
             </w:pPr>
             <w:r>
@@ -1007,8 +1131,8 @@
           <w:tcPr>
             <w:tcW w:w="6689" w:type="dxa"/>
             <w:tcBorders>
-              <w:top w:val="single" w:sz="4" w:space="0" w:color="A89662"/>
-              <w:left w:val="single" w:sz="4" w:space="0" w:color="A89662"/>
+              <w:top w:val="single" w:sz="4" w:space="0" w:color="D9D9D2"/>
+              <w:left w:val="single" w:sz="4" w:space="0" w:color="D9D9D2"/>
               <w:bottom w:val="single" w:sz="4" w:space="0" w:color="A89662"/>
               <w:right w:val="single" w:sz="4" w:space="0" w:color="A89662"/>
             </w:tcBorders>
@@ -1016,7 +1140,7 @@
           <w:p>
             <w:pPr>
               <w:pStyle w:val="Normal"/>
-              <w:spacing w:lineRule="auto" w:line="252" w:before="0" w:after="0"/>
+              <w:spacing w:lineRule="auto" w:line="268" w:before="0" w:after="0"/>
               <w:rPr/>
             </w:pPr>
             <w:r>
@@ -1024,7 +1148,7 @@
                 <w:rFonts w:cs="Arial"/>
                 <w:b w:val="false"/>
                 <w:i w:val="false"/>
-                <w:sz w:val="20"/>
+                <w:sz w:val="19"/>
               </w:rPr>
               <w:t>1. Continue to apply, evaluate and adapt individual leadership behaviours in subsequent leadership appointments and workplace contexts.</w:t>
             </w:r>
@@ -1037,7 +1161,7 @@
                 <w:rFonts w:cs="Arial"/>
                 <w:b w:val="false"/>
                 <w:i w:val="false"/>
-                <w:sz w:val="20"/>
+                <w:sz w:val="19"/>
               </w:rPr>
               <w:t>2. Continue deliberate leadership development through ongoing reflection, feedback and behavioural strategy development.</w:t>
             </w:r>
@@ -1050,7 +1174,7 @@
                 <w:rFonts w:cs="Arial"/>
                 <w:b w:val="false"/>
                 <w:i w:val="false"/>
-                <w:sz w:val="20"/>
+                <w:sz w:val="19"/>
               </w:rPr>
               <w:t>3. Progress to ELDA Command and/or ELDA Lead Systems, where appropriate to career pathway and appointment.</w:t>
             </w:r>
@@ -1061,7 +1185,7 @@
     <w:p>
       <w:pPr>
         <w:pStyle w:val="Normal"/>
-        <w:spacing w:before="0" w:after="80"/>
+        <w:spacing w:before="0" w:after="120"/>
         <w:rPr/>
       </w:pPr>
       <w:r>
@@ -1079,7 +1203,7 @@
           <w:b/>
           <w:i w:val="false"/>
           <w:color w:val="002516"/>
-          <w:sz w:val="24"/>
+          <w:sz w:val="25"/>
         </w:rPr>
         <w:t>Course Entry Requirements</w:t>
       </w:r>
@@ -1127,7 +1251,7 @@
         <w:rPr>
           <w:rFonts w:cs="Arial"/>
           <w:b/>
-          <w:color w:val="C62026"/>
+          <w:color w:val="002516"/>
         </w:rPr>
         <w:t>•</w:t>
       </w:r>
@@ -1135,7 +1259,7 @@
         <w:rPr>
           <w:rFonts w:cs="Arial"/>
           <w:b/>
-          <w:color w:val="C62026"/>
+          <w:color w:val="002516"/>
         </w:rPr>
         <w:tab/>
       </w:r>
@@ -1163,7 +1287,7 @@
         <w:rPr>
           <w:rFonts w:cs="Arial"/>
           <w:b/>
-          <w:color w:val="C62026"/>
+          <w:color w:val="002516"/>
         </w:rPr>
         <w:t>•</w:t>
       </w:r>
@@ -1171,7 +1295,7 @@
         <w:rPr>
           <w:rFonts w:cs="Arial"/>
           <w:b/>
-          <w:color w:val="C62026"/>
+          <w:color w:val="002516"/>
         </w:rPr>
         <w:tab/>
       </w:r>
@@ -1199,7 +1323,7 @@
         <w:rPr>
           <w:rFonts w:cs="Arial"/>
           <w:b/>
-          <w:color w:val="C62026"/>
+          <w:color w:val="002516"/>
         </w:rPr>
         <w:t>•</w:t>
       </w:r>
@@ -1207,7 +1331,7 @@
         <w:rPr>
           <w:rFonts w:cs="Arial"/>
           <w:b/>
-          <w:color w:val="C62026"/>
+          <w:color w:val="002516"/>
         </w:rPr>
         <w:tab/>
       </w:r>
@@ -1224,7 +1348,7 @@
       <w:pPr>
         <w:pStyle w:val="Normal"/>
         <w:keepNext w:val="true"/>
-        <w:spacing w:before="160" w:after="60"/>
+        <w:spacing w:before="240" w:after="80"/>
         <w:rPr/>
       </w:pPr>
       <w:r>
@@ -1252,7 +1376,7 @@
       <w:r>
         <w:rPr>
           <w:rFonts w:cs="Arial"/>
-          <w:b w:val="false"/>
+          <w:color w:val="000000"/>
         </w:rPr>
         <w:t>1.</w:t>
         <w:tab/>
@@ -1280,7 +1404,7 @@
       <w:r>
         <w:rPr>
           <w:rFonts w:cs="Arial"/>
-          <w:b w:val="false"/>
+          <w:color w:val="000000"/>
         </w:rPr>
         <w:t>2.</w:t>
         <w:tab/>
@@ -1308,7 +1432,7 @@
       <w:r>
         <w:rPr>
           <w:rFonts w:cs="Arial"/>
-          <w:b w:val="false"/>
+          <w:color w:val="000000"/>
         </w:rPr>
         <w:t>3.</w:t>
         <w:tab/>
@@ -1326,13 +1450,13 @@
       <w:tblPr>
         <w:tblW w:w="9298" w:type="dxa"/>
         <w:jc w:val="left"/>
-        <w:tblInd w:w="-8" w:type="dxa"/>
+        <w:tblInd w:w="2" w:type="dxa"/>
         <w:tblLayout w:type="fixed"/>
         <w:tblCellMar>
           <w:top w:w="60" w:type="dxa"/>
-          <w:left w:w="100" w:type="dxa"/>
+          <w:left w:w="110" w:type="dxa"/>
           <w:bottom w:w="60" w:type="dxa"/>
-          <w:right w:w="100" w:type="dxa"/>
+          <w:right w:w="110" w:type="dxa"/>
         </w:tblCellMar>
         <w:tblLook w:val="04a0" w:noHBand="0" w:noVBand="1" w:firstColumn="1" w:lastRow="0" w:lastColumn="0" w:firstRow="1"/>
       </w:tblPr>
@@ -1350,8 +1474,8 @@
             <w:tcBorders>
               <w:top w:val="single" w:sz="4" w:space="0" w:color="A89662"/>
               <w:left w:val="single" w:sz="4" w:space="0" w:color="A89662"/>
-              <w:bottom w:val="single" w:sz="4" w:space="0" w:color="A89662"/>
-              <w:right w:val="single" w:sz="4" w:space="0" w:color="A89662"/>
+              <w:bottom w:val="single" w:sz="4" w:space="0" w:color="D9D9D2"/>
+              <w:right w:val="single" w:sz="4" w:space="0" w:color="D9D9D2"/>
             </w:tcBorders>
             <w:shd w:color="auto" w:fill="002516" w:val="clear"/>
           </w:tcPr>
@@ -1359,7 +1483,7 @@
             <w:pPr>
               <w:pStyle w:val="Normal"/>
               <w:keepNext w:val="true"/>
-              <w:spacing w:lineRule="auto" w:line="252" w:before="0" w:after="0"/>
+              <w:spacing w:lineRule="auto" w:line="268" w:before="0" w:after="0"/>
               <w:rPr/>
             </w:pPr>
             <w:r>
@@ -1379,8 +1503,8 @@
             <w:tcW w:w="6689" w:type="dxa"/>
             <w:tcBorders>
               <w:top w:val="single" w:sz="4" w:space="0" w:color="A89662"/>
-              <w:left w:val="single" w:sz="4" w:space="0" w:color="A89662"/>
-              <w:bottom w:val="single" w:sz="4" w:space="0" w:color="A89662"/>
+              <w:left w:val="single" w:sz="4" w:space="0" w:color="D9D9D2"/>
+              <w:bottom w:val="single" w:sz="4" w:space="0" w:color="D9D9D2"/>
               <w:right w:val="single" w:sz="4" w:space="0" w:color="A89662"/>
             </w:tcBorders>
             <w:shd w:color="auto" w:fill="002516" w:val="clear"/>
@@ -1389,7 +1513,7 @@
             <w:pPr>
               <w:pStyle w:val="Normal"/>
               <w:keepNext w:val="true"/>
-              <w:spacing w:lineRule="auto" w:line="252" w:before="0" w:after="0"/>
+              <w:spacing w:lineRule="auto" w:line="268" w:before="0" w:after="0"/>
               <w:rPr/>
             </w:pPr>
             <w:r>
@@ -1413,10 +1537,10 @@
           <w:tcPr>
             <w:tcW w:w="2608" w:type="dxa"/>
             <w:tcBorders>
-              <w:top w:val="single" w:sz="4" w:space="0" w:color="A89662"/>
+              <w:top w:val="single" w:sz="4" w:space="0" w:color="D9D9D2"/>
               <w:left w:val="single" w:sz="4" w:space="0" w:color="A89662"/>
-              <w:bottom w:val="single" w:sz="4" w:space="0" w:color="A89662"/>
-              <w:right w:val="single" w:sz="4" w:space="0" w:color="A89662"/>
+              <w:bottom w:val="single" w:sz="4" w:space="0" w:color="D9D9D2"/>
+              <w:right w:val="single" w:sz="4" w:space="0" w:color="D9D9D2"/>
             </w:tcBorders>
             <w:shd w:color="auto" w:fill="CDD2B7" w:val="clear"/>
           </w:tcPr>
@@ -1424,7 +1548,7 @@
             <w:pPr>
               <w:pStyle w:val="Normal"/>
               <w:keepNext w:val="true"/>
-              <w:spacing w:lineRule="auto" w:line="252" w:before="0" w:after="0"/>
+              <w:spacing w:lineRule="auto" w:line="268" w:before="0" w:after="0"/>
               <w:rPr/>
             </w:pPr>
             <w:r>
@@ -1443,9 +1567,9 @@
           <w:tcPr>
             <w:tcW w:w="6689" w:type="dxa"/>
             <w:tcBorders>
-              <w:top w:val="single" w:sz="4" w:space="0" w:color="A89662"/>
-              <w:left w:val="single" w:sz="4" w:space="0" w:color="A89662"/>
-              <w:bottom w:val="single" w:sz="4" w:space="0" w:color="A89662"/>
+              <w:top w:val="single" w:sz="4" w:space="0" w:color="D9D9D2"/>
+              <w:left w:val="single" w:sz="4" w:space="0" w:color="D9D9D2"/>
+              <w:bottom w:val="single" w:sz="4" w:space="0" w:color="D9D9D2"/>
               <w:right w:val="single" w:sz="4" w:space="0" w:color="A89662"/>
             </w:tcBorders>
           </w:tcPr>
@@ -1453,7 +1577,7 @@
             <w:pPr>
               <w:pStyle w:val="Normal"/>
               <w:keepNext w:val="true"/>
-              <w:spacing w:lineRule="auto" w:line="252" w:before="0" w:after="0"/>
+              <w:spacing w:lineRule="auto" w:line="268" w:before="0" w:after="0"/>
               <w:rPr/>
             </w:pPr>
             <w:r>
@@ -1461,7 +1585,7 @@
                 <w:rFonts w:cs="Arial"/>
                 <w:b w:val="false"/>
                 <w:i w:val="false"/>
-                <w:sz w:val="20"/>
+                <w:sz w:val="19"/>
               </w:rPr>
               <w:t>N/A</w:t>
             </w:r>
@@ -1476,10 +1600,10 @@
           <w:tcPr>
             <w:tcW w:w="2608" w:type="dxa"/>
             <w:tcBorders>
-              <w:top w:val="single" w:sz="4" w:space="0" w:color="A89662"/>
+              <w:top w:val="single" w:sz="4" w:space="0" w:color="D9D9D2"/>
               <w:left w:val="single" w:sz="4" w:space="0" w:color="A89662"/>
-              <w:bottom w:val="single" w:sz="4" w:space="0" w:color="A89662"/>
-              <w:right w:val="single" w:sz="4" w:space="0" w:color="A89662"/>
+              <w:bottom w:val="single" w:sz="4" w:space="0" w:color="D9D9D2"/>
+              <w:right w:val="single" w:sz="4" w:space="0" w:color="D9D9D2"/>
             </w:tcBorders>
             <w:shd w:color="auto" w:fill="CDD2B7" w:val="clear"/>
           </w:tcPr>
@@ -1487,7 +1611,7 @@
             <w:pPr>
               <w:pStyle w:val="Normal"/>
               <w:keepNext w:val="true"/>
-              <w:spacing w:lineRule="auto" w:line="252" w:before="0" w:after="0"/>
+              <w:spacing w:lineRule="auto" w:line="268" w:before="0" w:after="0"/>
               <w:rPr/>
             </w:pPr>
             <w:r>
@@ -1506,9 +1630,9 @@
           <w:tcPr>
             <w:tcW w:w="6689" w:type="dxa"/>
             <w:tcBorders>
-              <w:top w:val="single" w:sz="4" w:space="0" w:color="A89662"/>
-              <w:left w:val="single" w:sz="4" w:space="0" w:color="A89662"/>
-              <w:bottom w:val="single" w:sz="4" w:space="0" w:color="A89662"/>
+              <w:top w:val="single" w:sz="4" w:space="0" w:color="D9D9D2"/>
+              <w:left w:val="single" w:sz="4" w:space="0" w:color="D9D9D2"/>
+              <w:bottom w:val="single" w:sz="4" w:space="0" w:color="D9D9D2"/>
               <w:right w:val="single" w:sz="4" w:space="0" w:color="A89662"/>
             </w:tcBorders>
           </w:tcPr>
@@ -1516,7 +1640,7 @@
             <w:pPr>
               <w:pStyle w:val="Normal"/>
               <w:keepNext w:val="true"/>
-              <w:spacing w:lineRule="auto" w:line="252" w:before="0" w:after="0"/>
+              <w:spacing w:lineRule="auto" w:line="268" w:before="0" w:after="0"/>
               <w:rPr/>
             </w:pPr>
             <w:r>
@@ -1524,7 +1648,7 @@
                 <w:rFonts w:cs="Arial"/>
                 <w:b w:val="false"/>
                 <w:i w:val="false"/>
-                <w:sz w:val="20"/>
+                <w:sz w:val="19"/>
               </w:rPr>
               <w:t>Minimum: 5</w:t>
             </w:r>
@@ -1537,7 +1661,7 @@
                 <w:rFonts w:cs="Arial"/>
                 <w:b w:val="false"/>
                 <w:i w:val="false"/>
-                <w:sz w:val="20"/>
+                <w:sz w:val="19"/>
               </w:rPr>
               <w:t>Maximum: 32</w:t>
             </w:r>
@@ -1552,10 +1676,10 @@
           <w:tcPr>
             <w:tcW w:w="2608" w:type="dxa"/>
             <w:tcBorders>
-              <w:top w:val="single" w:sz="4" w:space="0" w:color="A89662"/>
+              <w:top w:val="single" w:sz="4" w:space="0" w:color="D9D9D2"/>
               <w:left w:val="single" w:sz="4" w:space="0" w:color="A89662"/>
-              <w:bottom w:val="single" w:sz="4" w:space="0" w:color="A89662"/>
-              <w:right w:val="single" w:sz="4" w:space="0" w:color="A89662"/>
+              <w:bottom w:val="single" w:sz="4" w:space="0" w:color="D9D9D2"/>
+              <w:right w:val="single" w:sz="4" w:space="0" w:color="D9D9D2"/>
             </w:tcBorders>
             <w:shd w:color="auto" w:fill="CDD2B7" w:val="clear"/>
           </w:tcPr>
@@ -1563,7 +1687,7 @@
             <w:pPr>
               <w:pStyle w:val="Normal"/>
               <w:keepNext w:val="true"/>
-              <w:spacing w:lineRule="auto" w:line="252" w:before="0" w:after="0"/>
+              <w:spacing w:lineRule="auto" w:line="268" w:before="0" w:after="0"/>
               <w:rPr/>
             </w:pPr>
             <w:r>
@@ -1582,9 +1706,9 @@
           <w:tcPr>
             <w:tcW w:w="6689" w:type="dxa"/>
             <w:tcBorders>
-              <w:top w:val="single" w:sz="4" w:space="0" w:color="A89662"/>
-              <w:left w:val="single" w:sz="4" w:space="0" w:color="A89662"/>
-              <w:bottom w:val="single" w:sz="4" w:space="0" w:color="A89662"/>
+              <w:top w:val="single" w:sz="4" w:space="0" w:color="D9D9D2"/>
+              <w:left w:val="single" w:sz="4" w:space="0" w:color="D9D9D2"/>
+              <w:bottom w:val="single" w:sz="4" w:space="0" w:color="D9D9D2"/>
               <w:right w:val="single" w:sz="4" w:space="0" w:color="A89662"/>
             </w:tcBorders>
           </w:tcPr>
@@ -1592,7 +1716,7 @@
             <w:pPr>
               <w:pStyle w:val="Normal"/>
               <w:keepNext w:val="true"/>
-              <w:spacing w:lineRule="auto" w:line="252" w:before="0" w:after="0"/>
+              <w:spacing w:lineRule="auto" w:line="268" w:before="0" w:after="0"/>
               <w:rPr/>
             </w:pPr>
             <w:r>
@@ -1600,7 +1724,7 @@
                 <w:rFonts w:cs="Arial"/>
                 <w:b w:val="false"/>
                 <w:i w:val="false"/>
-                <w:sz w:val="20"/>
+                <w:sz w:val="19"/>
               </w:rPr>
               <w:t>Maximum number of MAP learners: 1</w:t>
             </w:r>
@@ -1615,10 +1739,10 @@
           <w:tcPr>
             <w:tcW w:w="2608" w:type="dxa"/>
             <w:tcBorders>
-              <w:top w:val="single" w:sz="4" w:space="0" w:color="A89662"/>
+              <w:top w:val="single" w:sz="4" w:space="0" w:color="D9D9D2"/>
               <w:left w:val="single" w:sz="4" w:space="0" w:color="A89662"/>
-              <w:bottom w:val="single" w:sz="4" w:space="0" w:color="A89662"/>
-              <w:right w:val="single" w:sz="4" w:space="0" w:color="A89662"/>
+              <w:bottom w:val="single" w:sz="4" w:space="0" w:color="D9D9D2"/>
+              <w:right w:val="single" w:sz="4" w:space="0" w:color="D9D9D2"/>
             </w:tcBorders>
             <w:shd w:color="auto" w:fill="CDD2B7" w:val="clear"/>
           </w:tcPr>
@@ -1626,7 +1750,7 @@
             <w:pPr>
               <w:pStyle w:val="Normal"/>
               <w:keepNext w:val="true"/>
-              <w:spacing w:lineRule="auto" w:line="252" w:before="0" w:after="0"/>
+              <w:spacing w:lineRule="auto" w:line="268" w:before="0" w:after="0"/>
               <w:rPr/>
             </w:pPr>
             <w:r>
@@ -1645,9 +1769,9 @@
           <w:tcPr>
             <w:tcW w:w="6689" w:type="dxa"/>
             <w:tcBorders>
-              <w:top w:val="single" w:sz="4" w:space="0" w:color="A89662"/>
-              <w:left w:val="single" w:sz="4" w:space="0" w:color="A89662"/>
-              <w:bottom w:val="single" w:sz="4" w:space="0" w:color="A89662"/>
+              <w:top w:val="single" w:sz="4" w:space="0" w:color="D9D9D2"/>
+              <w:left w:val="single" w:sz="4" w:space="0" w:color="D9D9D2"/>
+              <w:bottom w:val="single" w:sz="4" w:space="0" w:color="D9D9D2"/>
               <w:right w:val="single" w:sz="4" w:space="0" w:color="A89662"/>
             </w:tcBorders>
           </w:tcPr>
@@ -1655,7 +1779,7 @@
             <w:pPr>
               <w:pStyle w:val="Normal"/>
               <w:keepNext w:val="true"/>
-              <w:spacing w:lineRule="auto" w:line="252" w:before="0" w:after="0"/>
+              <w:spacing w:lineRule="auto" w:line="268" w:before="0" w:after="0"/>
               <w:rPr/>
             </w:pPr>
             <w:r>
@@ -1663,7 +1787,7 @@
                 <w:rFonts w:cs="Arial"/>
                 <w:b w:val="false"/>
                 <w:i w:val="false"/>
-                <w:sz w:val="20"/>
+                <w:sz w:val="19"/>
               </w:rPr>
               <w:t xml:space="preserve">• </w:t>
             </w:r>
@@ -1672,7 +1796,7 @@
                 <w:rFonts w:cs="Arial"/>
                 <w:b w:val="false"/>
                 <w:i w:val="false"/>
-                <w:sz w:val="20"/>
+                <w:sz w:val="19"/>
               </w:rPr>
               <w:t>Speaking: 7</w:t>
             </w:r>
@@ -1685,7 +1809,7 @@
                 <w:rFonts w:cs="Arial"/>
                 <w:b w:val="false"/>
                 <w:i w:val="false"/>
-                <w:sz w:val="20"/>
+                <w:sz w:val="19"/>
               </w:rPr>
               <w:t>• Listening: 7</w:t>
             </w:r>
@@ -1698,7 +1822,7 @@
                 <w:rFonts w:cs="Arial"/>
                 <w:b w:val="false"/>
                 <w:i w:val="false"/>
-                <w:sz w:val="20"/>
+                <w:sz w:val="19"/>
               </w:rPr>
               <w:t>• Reading: 5</w:t>
             </w:r>
@@ -1711,7 +1835,7 @@
                 <w:rFonts w:cs="Arial"/>
                 <w:b w:val="false"/>
                 <w:i w:val="false"/>
-                <w:sz w:val="20"/>
+                <w:sz w:val="19"/>
               </w:rPr>
               <w:t>• Writing: 5</w:t>
             </w:r>
@@ -1726,10 +1850,10 @@
           <w:tcPr>
             <w:tcW w:w="2608" w:type="dxa"/>
             <w:tcBorders>
-              <w:top w:val="single" w:sz="4" w:space="0" w:color="A89662"/>
+              <w:top w:val="single" w:sz="4" w:space="0" w:color="D9D9D2"/>
               <w:left w:val="single" w:sz="4" w:space="0" w:color="A89662"/>
-              <w:bottom w:val="single" w:sz="4" w:space="0" w:color="A89662"/>
-              <w:right w:val="single" w:sz="4" w:space="0" w:color="A89662"/>
+              <w:bottom w:val="single" w:sz="4" w:space="0" w:color="D9D9D2"/>
+              <w:right w:val="single" w:sz="4" w:space="0" w:color="D9D9D2"/>
             </w:tcBorders>
             <w:shd w:color="auto" w:fill="CDD2B7" w:val="clear"/>
           </w:tcPr>
@@ -1737,7 +1861,7 @@
             <w:pPr>
               <w:pStyle w:val="Normal"/>
               <w:keepNext w:val="true"/>
-              <w:spacing w:lineRule="auto" w:line="252" w:before="0" w:after="0"/>
+              <w:spacing w:lineRule="auto" w:line="268" w:before="0" w:after="0"/>
               <w:rPr/>
             </w:pPr>
             <w:r>
@@ -1756,9 +1880,9 @@
           <w:tcPr>
             <w:tcW w:w="6689" w:type="dxa"/>
             <w:tcBorders>
-              <w:top w:val="single" w:sz="4" w:space="0" w:color="A89662"/>
-              <w:left w:val="single" w:sz="4" w:space="0" w:color="A89662"/>
-              <w:bottom w:val="single" w:sz="4" w:space="0" w:color="A89662"/>
+              <w:top w:val="single" w:sz="4" w:space="0" w:color="D9D9D2"/>
+              <w:left w:val="single" w:sz="4" w:space="0" w:color="D9D9D2"/>
+              <w:bottom w:val="single" w:sz="4" w:space="0" w:color="D9D9D2"/>
               <w:right w:val="single" w:sz="4" w:space="0" w:color="A89662"/>
             </w:tcBorders>
           </w:tcPr>
@@ -1766,7 +1890,7 @@
             <w:pPr>
               <w:pStyle w:val="Normal"/>
               <w:keepNext w:val="true"/>
-              <w:spacing w:lineRule="auto" w:line="252" w:before="0" w:after="0"/>
+              <w:spacing w:lineRule="auto" w:line="268" w:before="0" w:after="0"/>
               <w:rPr/>
             </w:pPr>
             <w:r>
@@ -1774,7 +1898,7 @@
                 <w:rFonts w:cs="Arial"/>
                 <w:b w:val="false"/>
                 <w:i w:val="false"/>
-                <w:sz w:val="20"/>
+                <w:sz w:val="19"/>
               </w:rPr>
               <w:t>Maximum number of NZDF Civilian learners: 6</w:t>
             </w:r>
@@ -1789,10 +1913,10 @@
           <w:tcPr>
             <w:tcW w:w="2608" w:type="dxa"/>
             <w:tcBorders>
-              <w:top w:val="single" w:sz="4" w:space="0" w:color="A89662"/>
+              <w:top w:val="single" w:sz="4" w:space="0" w:color="D9D9D2"/>
               <w:left w:val="single" w:sz="4" w:space="0" w:color="A89662"/>
-              <w:bottom w:val="single" w:sz="4" w:space="0" w:color="A89662"/>
-              <w:right w:val="single" w:sz="4" w:space="0" w:color="A89662"/>
+              <w:bottom w:val="single" w:sz="4" w:space="0" w:color="D9D9D2"/>
+              <w:right w:val="single" w:sz="4" w:space="0" w:color="D9D9D2"/>
             </w:tcBorders>
             <w:shd w:color="auto" w:fill="CDD2B7" w:val="clear"/>
           </w:tcPr>
@@ -1800,7 +1924,7 @@
             <w:pPr>
               <w:pStyle w:val="Normal"/>
               <w:keepNext w:val="true"/>
-              <w:spacing w:lineRule="auto" w:line="252" w:before="0" w:after="0"/>
+              <w:spacing w:lineRule="auto" w:line="268" w:before="0" w:after="0"/>
               <w:rPr/>
             </w:pPr>
             <w:r>
@@ -1819,9 +1943,9 @@
           <w:tcPr>
             <w:tcW w:w="6689" w:type="dxa"/>
             <w:tcBorders>
-              <w:top w:val="single" w:sz="4" w:space="0" w:color="A89662"/>
-              <w:left w:val="single" w:sz="4" w:space="0" w:color="A89662"/>
-              <w:bottom w:val="single" w:sz="4" w:space="0" w:color="A89662"/>
+              <w:top w:val="single" w:sz="4" w:space="0" w:color="D9D9D2"/>
+              <w:left w:val="single" w:sz="4" w:space="0" w:color="D9D9D2"/>
+              <w:bottom w:val="single" w:sz="4" w:space="0" w:color="D9D9D2"/>
               <w:right w:val="single" w:sz="4" w:space="0" w:color="A89662"/>
             </w:tcBorders>
           </w:tcPr>
@@ -1829,7 +1953,7 @@
             <w:pPr>
               <w:pStyle w:val="Normal"/>
               <w:keepNext w:val="true"/>
-              <w:spacing w:lineRule="auto" w:line="252" w:before="0" w:after="0"/>
+              <w:spacing w:lineRule="auto" w:line="268" w:before="0" w:after="0"/>
               <w:rPr/>
             </w:pPr>
             <w:r>
@@ -1837,7 +1961,7 @@
                 <w:rFonts w:cs="Arial"/>
                 <w:b w:val="false"/>
                 <w:i w:val="false"/>
-                <w:sz w:val="20"/>
+                <w:sz w:val="19"/>
               </w:rPr>
               <w:t>Maximum number of International (non-MAP) learners: 2</w:t>
             </w:r>
@@ -1852,17 +1976,17 @@
           <w:tcPr>
             <w:tcW w:w="2608" w:type="dxa"/>
             <w:tcBorders>
-              <w:top w:val="single" w:sz="4" w:space="0" w:color="A89662"/>
+              <w:top w:val="single" w:sz="4" w:space="0" w:color="D9D9D2"/>
               <w:left w:val="single" w:sz="4" w:space="0" w:color="A89662"/>
               <w:bottom w:val="single" w:sz="4" w:space="0" w:color="A89662"/>
-              <w:right w:val="single" w:sz="4" w:space="0" w:color="A89662"/>
+              <w:right w:val="single" w:sz="4" w:space="0" w:color="D9D9D2"/>
             </w:tcBorders>
             <w:shd w:color="auto" w:fill="CDD2B7" w:val="clear"/>
           </w:tcPr>
           <w:p>
             <w:pPr>
               <w:pStyle w:val="Normal"/>
-              <w:spacing w:lineRule="auto" w:line="252" w:before="0" w:after="0"/>
+              <w:spacing w:lineRule="auto" w:line="268" w:before="0" w:after="0"/>
               <w:rPr/>
             </w:pPr>
             <w:r>
@@ -1881,8 +2005,8 @@
           <w:tcPr>
             <w:tcW w:w="6689" w:type="dxa"/>
             <w:tcBorders>
-              <w:top w:val="single" w:sz="4" w:space="0" w:color="A89662"/>
-              <w:left w:val="single" w:sz="4" w:space="0" w:color="A89662"/>
+              <w:top w:val="single" w:sz="4" w:space="0" w:color="D9D9D2"/>
+              <w:left w:val="single" w:sz="4" w:space="0" w:color="D9D9D2"/>
               <w:bottom w:val="single" w:sz="4" w:space="0" w:color="A89662"/>
               <w:right w:val="single" w:sz="4" w:space="0" w:color="A89662"/>
             </w:tcBorders>
@@ -1890,7 +2014,7 @@
           <w:p>
             <w:pPr>
               <w:pStyle w:val="Normal"/>
-              <w:spacing w:lineRule="auto" w:line="252" w:before="0" w:after="0"/>
+              <w:spacing w:lineRule="auto" w:line="268" w:before="0" w:after="0"/>
               <w:rPr/>
             </w:pPr>
             <w:r>
@@ -1898,7 +2022,7 @@
                 <w:rFonts w:cs="Arial"/>
                 <w:b w:val="false"/>
                 <w:i w:val="false"/>
-                <w:sz w:val="20"/>
+                <w:sz w:val="19"/>
               </w:rPr>
               <w:t>Retain current administrative setting, subject to review.</w:t>
             </w:r>
@@ -1909,7 +2033,7 @@
     <w:p>
       <w:pPr>
         <w:pStyle w:val="Normal"/>
-        <w:spacing w:before="0" w:after="80"/>
+        <w:spacing w:before="0" w:after="120"/>
         <w:rPr/>
       </w:pPr>
       <w:r>
@@ -1927,7 +2051,7 @@
           <w:b/>
           <w:i w:val="false"/>
           <w:color w:val="002516"/>
-          <w:sz w:val="24"/>
+          <w:sz w:val="25"/>
         </w:rPr>
         <w:t>Governance and Delivery</w:t>
       </w:r>
@@ -1936,13 +2060,13 @@
       <w:tblPr>
         <w:tblW w:w="9298" w:type="dxa"/>
         <w:jc w:val="left"/>
-        <w:tblInd w:w="-8" w:type="dxa"/>
+        <w:tblInd w:w="2" w:type="dxa"/>
         <w:tblLayout w:type="fixed"/>
         <w:tblCellMar>
           <w:top w:w="60" w:type="dxa"/>
-          <w:left w:w="100" w:type="dxa"/>
+          <w:left w:w="110" w:type="dxa"/>
           <w:bottom w:w="60" w:type="dxa"/>
-          <w:right w:w="100" w:type="dxa"/>
+          <w:right w:w="110" w:type="dxa"/>
         </w:tblCellMar>
         <w:tblLook w:val="04a0" w:noHBand="0" w:noVBand="1" w:firstColumn="1" w:lastRow="0" w:lastColumn="0" w:firstRow="1"/>
       </w:tblPr>
@@ -1960,8 +2084,8 @@
             <w:tcBorders>
               <w:top w:val="single" w:sz="4" w:space="0" w:color="A89662"/>
               <w:left w:val="single" w:sz="4" w:space="0" w:color="A89662"/>
-              <w:bottom w:val="single" w:sz="4" w:space="0" w:color="A89662"/>
-              <w:right w:val="single" w:sz="4" w:space="0" w:color="A89662"/>
+              <w:bottom w:val="single" w:sz="4" w:space="0" w:color="D9D9D2"/>
+              <w:right w:val="single" w:sz="4" w:space="0" w:color="D9D9D2"/>
             </w:tcBorders>
             <w:shd w:color="auto" w:fill="002516" w:val="clear"/>
           </w:tcPr>
@@ -1969,7 +2093,7 @@
             <w:pPr>
               <w:pStyle w:val="Normal"/>
               <w:keepNext w:val="true"/>
-              <w:spacing w:lineRule="auto" w:line="252" w:before="0" w:after="0"/>
+              <w:spacing w:lineRule="auto" w:line="268" w:before="0" w:after="0"/>
               <w:rPr/>
             </w:pPr>
             <w:r>
@@ -1989,8 +2113,8 @@
             <w:tcW w:w="6689" w:type="dxa"/>
             <w:tcBorders>
               <w:top w:val="single" w:sz="4" w:space="0" w:color="A89662"/>
-              <w:left w:val="single" w:sz="4" w:space="0" w:color="A89662"/>
-              <w:bottom w:val="single" w:sz="4" w:space="0" w:color="A89662"/>
+              <w:left w:val="single" w:sz="4" w:space="0" w:color="D9D9D2"/>
+              <w:bottom w:val="single" w:sz="4" w:space="0" w:color="D9D9D2"/>
               <w:right w:val="single" w:sz="4" w:space="0" w:color="A89662"/>
             </w:tcBorders>
             <w:shd w:color="auto" w:fill="002516" w:val="clear"/>
@@ -1999,7 +2123,7 @@
             <w:pPr>
               <w:pStyle w:val="Normal"/>
               <w:keepNext w:val="true"/>
-              <w:spacing w:lineRule="auto" w:line="252" w:before="0" w:after="0"/>
+              <w:spacing w:lineRule="auto" w:line="268" w:before="0" w:after="0"/>
               <w:rPr/>
             </w:pPr>
             <w:r>
@@ -2023,10 +2147,10 @@
           <w:tcPr>
             <w:tcW w:w="2608" w:type="dxa"/>
             <w:tcBorders>
-              <w:top w:val="single" w:sz="4" w:space="0" w:color="A89662"/>
+              <w:top w:val="single" w:sz="4" w:space="0" w:color="D9D9D2"/>
               <w:left w:val="single" w:sz="4" w:space="0" w:color="A89662"/>
-              <w:bottom w:val="single" w:sz="4" w:space="0" w:color="A89662"/>
-              <w:right w:val="single" w:sz="4" w:space="0" w:color="A89662"/>
+              <w:bottom w:val="single" w:sz="4" w:space="0" w:color="D9D9D2"/>
+              <w:right w:val="single" w:sz="4" w:space="0" w:color="D9D9D2"/>
             </w:tcBorders>
             <w:shd w:color="auto" w:fill="CDD2B7" w:val="clear"/>
           </w:tcPr>
@@ -2034,7 +2158,7 @@
             <w:pPr>
               <w:pStyle w:val="Normal"/>
               <w:keepNext w:val="true"/>
-              <w:spacing w:lineRule="auto" w:line="252" w:before="0" w:after="0"/>
+              <w:spacing w:lineRule="auto" w:line="268" w:before="0" w:after="0"/>
               <w:rPr/>
             </w:pPr>
             <w:r>
@@ -2053,9 +2177,9 @@
           <w:tcPr>
             <w:tcW w:w="6689" w:type="dxa"/>
             <w:tcBorders>
-              <w:top w:val="single" w:sz="4" w:space="0" w:color="A89662"/>
-              <w:left w:val="single" w:sz="4" w:space="0" w:color="A89662"/>
-              <w:bottom w:val="single" w:sz="4" w:space="0" w:color="A89662"/>
+              <w:top w:val="single" w:sz="4" w:space="0" w:color="D9D9D2"/>
+              <w:left w:val="single" w:sz="4" w:space="0" w:color="D9D9D2"/>
+              <w:bottom w:val="single" w:sz="4" w:space="0" w:color="D9D9D2"/>
               <w:right w:val="single" w:sz="4" w:space="0" w:color="A89662"/>
             </w:tcBorders>
           </w:tcPr>
@@ -2063,7 +2187,7 @@
             <w:pPr>
               <w:pStyle w:val="Normal"/>
               <w:keepNext w:val="true"/>
-              <w:spacing w:lineRule="auto" w:line="252" w:before="0" w:after="0"/>
+              <w:spacing w:lineRule="auto" w:line="268" w:before="0" w:after="0"/>
               <w:rPr/>
             </w:pPr>
             <w:r>
@@ -2071,7 +2195,7 @@
                 <w:rFonts w:cs="Arial"/>
                 <w:b w:val="false"/>
                 <w:i w:val="false"/>
-                <w:sz w:val="20"/>
+                <w:sz w:val="19"/>
               </w:rPr>
               <w:t>Army Training Review Board (ATRB), subject to confirmation of current governance arrangements.</w:t>
             </w:r>
@@ -2086,10 +2210,10 @@
           <w:tcPr>
             <w:tcW w:w="2608" w:type="dxa"/>
             <w:tcBorders>
-              <w:top w:val="single" w:sz="4" w:space="0" w:color="A89662"/>
+              <w:top w:val="single" w:sz="4" w:space="0" w:color="D9D9D2"/>
               <w:left w:val="single" w:sz="4" w:space="0" w:color="A89662"/>
-              <w:bottom w:val="single" w:sz="4" w:space="0" w:color="A89662"/>
-              <w:right w:val="single" w:sz="4" w:space="0" w:color="A89662"/>
+              <w:bottom w:val="single" w:sz="4" w:space="0" w:color="D9D9D2"/>
+              <w:right w:val="single" w:sz="4" w:space="0" w:color="D9D9D2"/>
             </w:tcBorders>
             <w:shd w:color="auto" w:fill="CDD2B7" w:val="clear"/>
           </w:tcPr>
@@ -2097,7 +2221,7 @@
             <w:pPr>
               <w:pStyle w:val="Normal"/>
               <w:keepNext w:val="true"/>
-              <w:spacing w:lineRule="auto" w:line="252" w:before="0" w:after="0"/>
+              <w:spacing w:lineRule="auto" w:line="268" w:before="0" w:after="0"/>
               <w:rPr/>
             </w:pPr>
             <w:r>
@@ -2116,9 +2240,9 @@
           <w:tcPr>
             <w:tcW w:w="6689" w:type="dxa"/>
             <w:tcBorders>
-              <w:top w:val="single" w:sz="4" w:space="0" w:color="A89662"/>
-              <w:left w:val="single" w:sz="4" w:space="0" w:color="A89662"/>
-              <w:bottom w:val="single" w:sz="4" w:space="0" w:color="A89662"/>
+              <w:top w:val="single" w:sz="4" w:space="0" w:color="D9D9D2"/>
+              <w:left w:val="single" w:sz="4" w:space="0" w:color="D9D9D2"/>
+              <w:bottom w:val="single" w:sz="4" w:space="0" w:color="D9D9D2"/>
               <w:right w:val="single" w:sz="4" w:space="0" w:color="A89662"/>
             </w:tcBorders>
           </w:tcPr>
@@ -2126,7 +2250,7 @@
             <w:pPr>
               <w:pStyle w:val="Normal"/>
               <w:keepNext w:val="true"/>
-              <w:spacing w:lineRule="auto" w:line="252" w:before="0" w:after="0"/>
+              <w:spacing w:lineRule="auto" w:line="268" w:before="0" w:after="0"/>
               <w:rPr/>
             </w:pPr>
             <w:r>
@@ -2134,7 +2258,7 @@
                 <w:rFonts w:cs="Arial"/>
                 <w:b w:val="false"/>
                 <w:i w:val="false"/>
-                <w:sz w:val="20"/>
+                <w:sz w:val="19"/>
               </w:rPr>
               <w:t>Army Command School (ACS)</w:t>
             </w:r>
@@ -2149,17 +2273,17 @@
           <w:tcPr>
             <w:tcW w:w="2608" w:type="dxa"/>
             <w:tcBorders>
-              <w:top w:val="single" w:sz="4" w:space="0" w:color="A89662"/>
+              <w:top w:val="single" w:sz="4" w:space="0" w:color="D9D9D2"/>
               <w:left w:val="single" w:sz="4" w:space="0" w:color="A89662"/>
               <w:bottom w:val="single" w:sz="4" w:space="0" w:color="A89662"/>
-              <w:right w:val="single" w:sz="4" w:space="0" w:color="A89662"/>
+              <w:right w:val="single" w:sz="4" w:space="0" w:color="D9D9D2"/>
             </w:tcBorders>
             <w:shd w:color="auto" w:fill="CDD2B7" w:val="clear"/>
           </w:tcPr>
           <w:p>
             <w:pPr>
               <w:pStyle w:val="Normal"/>
-              <w:spacing w:lineRule="auto" w:line="252" w:before="0" w:after="0"/>
+              <w:spacing w:lineRule="auto" w:line="268" w:before="0" w:after="0"/>
               <w:rPr/>
             </w:pPr>
             <w:r>
@@ -2178,8 +2302,8 @@
           <w:tcPr>
             <w:tcW w:w="6689" w:type="dxa"/>
             <w:tcBorders>
-              <w:top w:val="single" w:sz="4" w:space="0" w:color="A89662"/>
-              <w:left w:val="single" w:sz="4" w:space="0" w:color="A89662"/>
+              <w:top w:val="single" w:sz="4" w:space="0" w:color="D9D9D2"/>
+              <w:left w:val="single" w:sz="4" w:space="0" w:color="D9D9D2"/>
               <w:bottom w:val="single" w:sz="4" w:space="0" w:color="A89662"/>
               <w:right w:val="single" w:sz="4" w:space="0" w:color="A89662"/>
             </w:tcBorders>
@@ -2187,7 +2311,7 @@
           <w:p>
             <w:pPr>
               <w:pStyle w:val="Normal"/>
-              <w:spacing w:lineRule="auto" w:line="252" w:before="0" w:after="0"/>
+              <w:spacing w:lineRule="auto" w:line="268" w:before="0" w:after="0"/>
               <w:rPr/>
             </w:pPr>
             <w:r>
@@ -2195,7 +2319,7 @@
                 <w:rFonts w:cs="Arial"/>
                 <w:b w:val="false"/>
                 <w:i w:val="false"/>
-                <w:sz w:val="20"/>
+                <w:sz w:val="19"/>
               </w:rPr>
               <w:t>New Zealand Army Leadership Centre (NZALC)</w:t>
             </w:r>
@@ -2206,7 +2330,7 @@
     <w:p>
       <w:pPr>
         <w:pStyle w:val="Normal"/>
-        <w:spacing w:before="0" w:after="80"/>
+        <w:spacing w:before="0" w:after="120"/>
         <w:rPr/>
       </w:pPr>
       <w:r>
@@ -2217,7 +2341,7 @@
       <w:pPr>
         <w:pStyle w:val="Normal"/>
         <w:keepNext w:val="true"/>
-        <w:spacing w:before="160" w:after="60"/>
+        <w:spacing w:before="240" w:after="80"/>
         <w:rPr/>
       </w:pPr>
       <w:r>
@@ -2245,7 +2369,7 @@
       <w:r>
         <w:rPr>
           <w:rFonts w:cs="Arial"/>
-          <w:b w:val="false"/>
+          <w:color w:val="000000"/>
         </w:rPr>
         <w:t>1.</w:t>
         <w:tab/>
@@ -2281,7 +2405,7 @@
       <w:r>
         <w:rPr>
           <w:rFonts w:cs="Arial"/>
-          <w:b w:val="false"/>
+          <w:color w:val="000000"/>
         </w:rPr>
         <w:t>2.</w:t>
         <w:tab/>
@@ -2317,7 +2441,7 @@
       <w:r>
         <w:rPr>
           <w:rFonts w:cs="Arial"/>
-          <w:b w:val="false"/>
+          <w:color w:val="000000"/>
         </w:rPr>
         <w:t>3.</w:t>
         <w:tab/>
@@ -2350,7 +2474,7 @@
           <w:b/>
           <w:i w:val="false"/>
           <w:color w:val="002516"/>
-          <w:sz w:val="24"/>
+          <w:sz w:val="25"/>
         </w:rPr>
         <w:t>Nominations and Enrolments</w:t>
       </w:r>
@@ -2359,13 +2483,13 @@
       <w:tblPr>
         <w:tblW w:w="9298" w:type="dxa"/>
         <w:jc w:val="left"/>
-        <w:tblInd w:w="-8" w:type="dxa"/>
+        <w:tblInd w:w="2" w:type="dxa"/>
         <w:tblLayout w:type="fixed"/>
         <w:tblCellMar>
           <w:top w:w="60" w:type="dxa"/>
-          <w:left w:w="100" w:type="dxa"/>
+          <w:left w:w="110" w:type="dxa"/>
           <w:bottom w:w="60" w:type="dxa"/>
-          <w:right w:w="100" w:type="dxa"/>
+          <w:right w:w="110" w:type="dxa"/>
         </w:tblCellMar>
         <w:tblLook w:val="04a0" w:noHBand="0" w:noVBand="1" w:firstColumn="1" w:lastRow="0" w:lastColumn="0" w:firstRow="1"/>
       </w:tblPr>
@@ -2383,8 +2507,8 @@
             <w:tcBorders>
               <w:top w:val="single" w:sz="4" w:space="0" w:color="A89662"/>
               <w:left w:val="single" w:sz="4" w:space="0" w:color="A89662"/>
-              <w:bottom w:val="single" w:sz="4" w:space="0" w:color="A89662"/>
-              <w:right w:val="single" w:sz="4" w:space="0" w:color="A89662"/>
+              <w:bottom w:val="single" w:sz="4" w:space="0" w:color="D9D9D2"/>
+              <w:right w:val="single" w:sz="4" w:space="0" w:color="D9D9D2"/>
             </w:tcBorders>
             <w:shd w:color="auto" w:fill="002516" w:val="clear"/>
           </w:tcPr>
@@ -2392,7 +2516,7 @@
             <w:pPr>
               <w:pStyle w:val="Normal"/>
               <w:keepNext w:val="true"/>
-              <w:spacing w:lineRule="auto" w:line="252" w:before="0" w:after="0"/>
+              <w:spacing w:lineRule="auto" w:line="268" w:before="0" w:after="0"/>
               <w:rPr/>
             </w:pPr>
             <w:r>
@@ -2412,8 +2536,8 @@
             <w:tcW w:w="6689" w:type="dxa"/>
             <w:tcBorders>
               <w:top w:val="single" w:sz="4" w:space="0" w:color="A89662"/>
-              <w:left w:val="single" w:sz="4" w:space="0" w:color="A89662"/>
-              <w:bottom w:val="single" w:sz="4" w:space="0" w:color="A89662"/>
+              <w:left w:val="single" w:sz="4" w:space="0" w:color="D9D9D2"/>
+              <w:bottom w:val="single" w:sz="4" w:space="0" w:color="D9D9D2"/>
               <w:right w:val="single" w:sz="4" w:space="0" w:color="A89662"/>
             </w:tcBorders>
             <w:shd w:color="auto" w:fill="002516" w:val="clear"/>
@@ -2422,7 +2546,7 @@
             <w:pPr>
               <w:pStyle w:val="Normal"/>
               <w:keepNext w:val="true"/>
-              <w:spacing w:lineRule="auto" w:line="252" w:before="0" w:after="0"/>
+              <w:spacing w:lineRule="auto" w:line="268" w:before="0" w:after="0"/>
               <w:rPr/>
             </w:pPr>
             <w:r>
@@ -2446,10 +2570,10 @@
           <w:tcPr>
             <w:tcW w:w="2608" w:type="dxa"/>
             <w:tcBorders>
-              <w:top w:val="single" w:sz="4" w:space="0" w:color="A89662"/>
+              <w:top w:val="single" w:sz="4" w:space="0" w:color="D9D9D2"/>
               <w:left w:val="single" w:sz="4" w:space="0" w:color="A89662"/>
-              <w:bottom w:val="single" w:sz="4" w:space="0" w:color="A89662"/>
-              <w:right w:val="single" w:sz="4" w:space="0" w:color="A89662"/>
+              <w:bottom w:val="single" w:sz="4" w:space="0" w:color="D9D9D2"/>
+              <w:right w:val="single" w:sz="4" w:space="0" w:color="D9D9D2"/>
             </w:tcBorders>
             <w:shd w:color="auto" w:fill="CDD2B7" w:val="clear"/>
           </w:tcPr>
@@ -2457,7 +2581,7 @@
             <w:pPr>
               <w:pStyle w:val="Normal"/>
               <w:keepNext w:val="true"/>
-              <w:spacing w:lineRule="auto" w:line="252" w:before="0" w:after="0"/>
+              <w:spacing w:lineRule="auto" w:line="268" w:before="0" w:after="0"/>
               <w:rPr/>
             </w:pPr>
             <w:r>
@@ -2476,9 +2600,9 @@
           <w:tcPr>
             <w:tcW w:w="6689" w:type="dxa"/>
             <w:tcBorders>
-              <w:top w:val="single" w:sz="4" w:space="0" w:color="A89662"/>
-              <w:left w:val="single" w:sz="4" w:space="0" w:color="A89662"/>
-              <w:bottom w:val="single" w:sz="4" w:space="0" w:color="A89662"/>
+              <w:top w:val="single" w:sz="4" w:space="0" w:color="D9D9D2"/>
+              <w:left w:val="single" w:sz="4" w:space="0" w:color="D9D9D2"/>
+              <w:bottom w:val="single" w:sz="4" w:space="0" w:color="D9D9D2"/>
               <w:right w:val="single" w:sz="4" w:space="0" w:color="A89662"/>
             </w:tcBorders>
           </w:tcPr>
@@ -2486,7 +2610,7 @@
             <w:pPr>
               <w:pStyle w:val="Normal"/>
               <w:keepNext w:val="true"/>
-              <w:spacing w:lineRule="auto" w:line="252" w:before="0" w:after="0"/>
+              <w:spacing w:lineRule="auto" w:line="268" w:before="0" w:after="0"/>
               <w:rPr/>
             </w:pPr>
             <w:r>
@@ -2494,7 +2618,7 @@
                 <w:rFonts w:cs="Arial"/>
                 <w:b w:val="false"/>
                 <w:i w:val="false"/>
-                <w:sz w:val="20"/>
+                <w:sz w:val="19"/>
               </w:rPr>
               <w:t>Chief Instructor, New Zealand Army Leadership Centre</w:t>
             </w:r>
@@ -2509,17 +2633,17 @@
           <w:tcPr>
             <w:tcW w:w="2608" w:type="dxa"/>
             <w:tcBorders>
-              <w:top w:val="single" w:sz="4" w:space="0" w:color="A89662"/>
+              <w:top w:val="single" w:sz="4" w:space="0" w:color="D9D9D2"/>
               <w:left w:val="single" w:sz="4" w:space="0" w:color="A89662"/>
               <w:bottom w:val="single" w:sz="4" w:space="0" w:color="A89662"/>
-              <w:right w:val="single" w:sz="4" w:space="0" w:color="A89662"/>
+              <w:right w:val="single" w:sz="4" w:space="0" w:color="D9D9D2"/>
             </w:tcBorders>
             <w:shd w:color="auto" w:fill="CDD2B7" w:val="clear"/>
           </w:tcPr>
           <w:p>
             <w:pPr>
               <w:pStyle w:val="Normal"/>
-              <w:spacing w:lineRule="auto" w:line="252" w:before="0" w:after="0"/>
+              <w:spacing w:lineRule="auto" w:line="268" w:before="0" w:after="0"/>
               <w:rPr/>
             </w:pPr>
             <w:r>
@@ -2538,8 +2662,8 @@
           <w:tcPr>
             <w:tcW w:w="6689" w:type="dxa"/>
             <w:tcBorders>
-              <w:top w:val="single" w:sz="4" w:space="0" w:color="A89662"/>
-              <w:left w:val="single" w:sz="4" w:space="0" w:color="A89662"/>
+              <w:top w:val="single" w:sz="4" w:space="0" w:color="D9D9D2"/>
+              <w:left w:val="single" w:sz="4" w:space="0" w:color="D9D9D2"/>
               <w:bottom w:val="single" w:sz="4" w:space="0" w:color="A89662"/>
               <w:right w:val="single" w:sz="4" w:space="0" w:color="A89662"/>
             </w:tcBorders>
@@ -2547,7 +2671,7 @@
           <w:p>
             <w:pPr>
               <w:pStyle w:val="Normal"/>
-              <w:spacing w:lineRule="auto" w:line="252" w:before="0" w:after="0"/>
+              <w:spacing w:lineRule="auto" w:line="268" w:before="0" w:after="0"/>
               <w:rPr/>
             </w:pPr>
             <w:r>
@@ -2555,7 +2679,7 @@
                 <w:rFonts w:cs="Arial"/>
                 <w:b w:val="false"/>
                 <w:i w:val="false"/>
-                <w:sz w:val="20"/>
+                <w:sz w:val="19"/>
               </w:rPr>
               <w:t>Open: D-90</w:t>
             </w:r>
@@ -2568,7 +2692,7 @@
                 <w:rFonts w:cs="Arial"/>
                 <w:b w:val="false"/>
                 <w:i w:val="false"/>
-                <w:sz w:val="20"/>
+                <w:sz w:val="19"/>
               </w:rPr>
               <w:t>Close: D-35</w:t>
             </w:r>
@@ -2579,7 +2703,7 @@
     <w:p>
       <w:pPr>
         <w:pStyle w:val="Normal"/>
-        <w:spacing w:before="0" w:after="80"/>
+        <w:spacing w:before="0" w:after="120"/>
         <w:rPr/>
       </w:pPr>
       <w:r>
@@ -2590,7 +2714,7 @@
       <w:pPr>
         <w:pStyle w:val="Normal"/>
         <w:keepNext w:val="true"/>
-        <w:spacing w:before="160" w:after="60"/>
+        <w:spacing w:before="240" w:after="80"/>
         <w:rPr/>
       </w:pPr>
       <w:r>
@@ -2622,7 +2746,7 @@
       <w:pPr>
         <w:pStyle w:val="Normal"/>
         <w:keepNext w:val="true"/>
-        <w:spacing w:before="160" w:after="60"/>
+        <w:spacing w:before="240" w:after="80"/>
         <w:rPr/>
       </w:pPr>
       <w:r>
@@ -2654,7 +2778,7 @@
       <w:pPr>
         <w:pStyle w:val="Normal"/>
         <w:keepNext w:val="true"/>
-        <w:spacing w:before="160" w:after="60"/>
+        <w:spacing w:before="240" w:after="80"/>
         <w:rPr/>
       </w:pPr>
       <w:r>
@@ -2686,7 +2810,7 @@
       <w:pPr>
         <w:pStyle w:val="Normal"/>
         <w:keepNext w:val="true"/>
-        <w:spacing w:before="160" w:after="60"/>
+        <w:spacing w:before="240" w:after="80"/>
         <w:rPr/>
       </w:pPr>
       <w:r>
@@ -2707,14 +2831,15 @@
           <w:tab w:val="clear" w:pos="720"/>
           <w:tab w:val="left" w:pos="397" w:leader="none"/>
         </w:tabs>
-        <w:spacing w:before="60" w:after="40"/>
+        <w:spacing w:lineRule="auto" w:line="252" w:before="20" w:after="40"/>
         <w:ind w:hanging="397" w:left="397"/>
         <w:rPr/>
       </w:pPr>
       <w:r>
         <w:rPr>
           <w:rFonts w:cs="Arial"/>
-          <w:b w:val="false"/>
+          <w:color w:val="002516"/>
+          <w:sz w:val="19"/>
         </w:rPr>
         <w:t>1.</w:t>
         <w:tab/>
@@ -2724,6 +2849,7 @@
           <w:rFonts w:cs="Arial"/>
           <w:b w:val="false"/>
           <w:i w:val="false"/>
+          <w:sz w:val="19"/>
         </w:rPr>
         <w:t>ELDA Lead Leaders develops leadership effectiveness through experiential learning conducted in challenging environments.</w:t>
       </w:r>
@@ -2735,14 +2861,15 @@
           <w:tab w:val="clear" w:pos="720"/>
           <w:tab w:val="left" w:pos="397" w:leader="none"/>
         </w:tabs>
-        <w:spacing w:before="60" w:after="40"/>
+        <w:spacing w:lineRule="auto" w:line="252" w:before="20" w:after="40"/>
         <w:ind w:hanging="397" w:left="397"/>
         <w:rPr/>
       </w:pPr>
       <w:r>
         <w:rPr>
           <w:rFonts w:cs="Arial"/>
-          <w:b w:val="false"/>
+          <w:color w:val="002516"/>
+          <w:sz w:val="19"/>
         </w:rPr>
         <w:t>2.</w:t>
         <w:tab/>
@@ -2752,6 +2879,7 @@
           <w:rFonts w:cs="Arial"/>
           <w:b w:val="false"/>
           <w:i w:val="false"/>
+          <w:sz w:val="19"/>
         </w:rPr>
         <w:t>The selected adventure activity provides the experiential vehicle for leadership development; completion of the activity is not, in itself, the primary learning outcome.</w:t>
       </w:r>
@@ -2763,14 +2891,15 @@
           <w:tab w:val="clear" w:pos="720"/>
           <w:tab w:val="left" w:pos="397" w:leader="none"/>
         </w:tabs>
-        <w:spacing w:before="60" w:after="40"/>
+        <w:spacing w:lineRule="auto" w:line="252" w:before="20" w:after="40"/>
         <w:ind w:hanging="397" w:left="397"/>
         <w:rPr/>
       </w:pPr>
       <w:r>
         <w:rPr>
           <w:rFonts w:cs="Arial"/>
-          <w:b w:val="false"/>
+          <w:color w:val="002516"/>
+          <w:sz w:val="19"/>
         </w:rPr>
         <w:t>3.</w:t>
         <w:tab/>
@@ -2780,6 +2909,7 @@
           <w:rFonts w:cs="Arial"/>
           <w:b w:val="false"/>
           <w:i w:val="false"/>
+          <w:sz w:val="19"/>
         </w:rPr>
         <w:t>Psychometric tools, self-evaluation, observation and feedback are used to increase learner self-awareness and understanding of their leadership behaviour and impact on others.</w:t>
       </w:r>
@@ -2791,14 +2921,15 @@
           <w:tab w:val="clear" w:pos="720"/>
           <w:tab w:val="left" w:pos="397" w:leader="none"/>
         </w:tabs>
-        <w:spacing w:before="60" w:after="40"/>
+        <w:spacing w:lineRule="auto" w:line="252" w:before="20" w:after="40"/>
         <w:ind w:hanging="397" w:left="397"/>
         <w:rPr/>
       </w:pPr>
       <w:r>
         <w:rPr>
           <w:rFonts w:cs="Arial"/>
-          <w:b w:val="false"/>
+          <w:color w:val="002516"/>
+          <w:sz w:val="19"/>
         </w:rPr>
         <w:t>4.</w:t>
         <w:tab/>
@@ -2808,6 +2939,7 @@
           <w:rFonts w:cs="Arial"/>
           <w:b w:val="false"/>
           <w:i w:val="false"/>
+          <w:sz w:val="19"/>
         </w:rPr>
         <w:t>Learners are provided opportunities to deliberately select, apply and evaluate alternative leadership behaviours throughout the course.</w:t>
       </w:r>
@@ -2819,14 +2951,15 @@
           <w:tab w:val="clear" w:pos="720"/>
           <w:tab w:val="left" w:pos="397" w:leader="none"/>
         </w:tabs>
-        <w:spacing w:before="60" w:after="40"/>
+        <w:spacing w:lineRule="auto" w:line="252" w:before="20" w:after="40"/>
         <w:ind w:hanging="397" w:left="397"/>
         <w:rPr/>
       </w:pPr>
       <w:r>
         <w:rPr>
           <w:rFonts w:cs="Arial"/>
-          <w:b w:val="false"/>
+          <w:color w:val="002516"/>
+          <w:sz w:val="19"/>
         </w:rPr>
         <w:t>5.</w:t>
         <w:tab/>
@@ -2836,6 +2969,7 @@
           <w:rFonts w:cs="Arial"/>
           <w:b w:val="false"/>
           <w:i w:val="false"/>
+          <w:sz w:val="19"/>
         </w:rPr>
         <w:t>Army ethos and values are to be demonstrated through observable leadership behaviour, particularly during periods of pressure, uncertainty and adversity.</w:t>
       </w:r>
@@ -2847,14 +2981,15 @@
           <w:tab w:val="clear" w:pos="720"/>
           <w:tab w:val="left" w:pos="397" w:leader="none"/>
         </w:tabs>
-        <w:spacing w:before="60" w:after="40"/>
+        <w:spacing w:lineRule="auto" w:line="252" w:before="20" w:after="40"/>
         <w:ind w:hanging="397" w:left="397"/>
         <w:rPr/>
       </w:pPr>
       <w:r>
         <w:rPr>
           <w:rFonts w:cs="Arial"/>
-          <w:b w:val="false"/>
+          <w:color w:val="002516"/>
+          <w:sz w:val="19"/>
         </w:rPr>
         <w:t>6.</w:t>
         <w:tab/>
@@ -2864,6 +2999,7 @@
           <w:rFonts w:cs="Arial"/>
           <w:b w:val="false"/>
           <w:i w:val="false"/>
+          <w:sz w:val="19"/>
         </w:rPr>
         <w:t>Learning identified during ELDA Lead Leaders is to inform continued reflection, behavioural adaptation and deliberate leadership development beyond the course.</w:t>
       </w:r>
@@ -2875,14 +3011,15 @@
           <w:tab w:val="clear" w:pos="720"/>
           <w:tab w:val="left" w:pos="397" w:leader="none"/>
         </w:tabs>
-        <w:spacing w:before="60" w:after="40"/>
+        <w:spacing w:lineRule="auto" w:line="252" w:before="20" w:after="40"/>
         <w:ind w:hanging="397" w:left="397"/>
         <w:rPr/>
       </w:pPr>
       <w:r>
         <w:rPr>
           <w:rFonts w:cs="Arial"/>
-          <w:b w:val="false"/>
+          <w:color w:val="002516"/>
+          <w:sz w:val="19"/>
         </w:rPr>
         <w:t>7.</w:t>
         <w:tab/>
@@ -2892,6 +3029,7 @@
           <w:rFonts w:cs="Arial"/>
           <w:b w:val="false"/>
           <w:i w:val="false"/>
+          <w:sz w:val="19"/>
         </w:rPr>
         <w:t>The Learning Provider is the New Zealand Army Leadership Centre (NZALC).</w:t>
       </w:r>
@@ -2903,14 +3041,15 @@
           <w:tab w:val="clear" w:pos="720"/>
           <w:tab w:val="left" w:pos="397" w:leader="none"/>
         </w:tabs>
-        <w:spacing w:before="60" w:after="40"/>
+        <w:spacing w:lineRule="auto" w:line="252" w:before="20" w:after="40"/>
         <w:ind w:hanging="397" w:left="397"/>
         <w:rPr/>
       </w:pPr>
       <w:r>
         <w:rPr>
           <w:rFonts w:cs="Arial"/>
-          <w:b w:val="false"/>
+          <w:color w:val="002516"/>
+          <w:sz w:val="19"/>
         </w:rPr>
         <w:t>8.</w:t>
         <w:tab/>
@@ -2920,6 +3059,7 @@
           <w:rFonts w:cs="Arial"/>
           <w:b w:val="false"/>
           <w:i w:val="false"/>
+          <w:sz w:val="19"/>
         </w:rPr>
         <w:t>Instructor allocation and activity selection remain the responsibility of NZALC and are to comply with the NZALC Safety Management Plan and applicable activity SOPs.</w:t>
       </w:r>
@@ -2928,7 +3068,7 @@
       <w:pPr>
         <w:pStyle w:val="Normal"/>
         <w:keepNext w:val="true"/>
-        <w:spacing w:before="160" w:after="60"/>
+        <w:spacing w:before="240" w:after="80"/>
         <w:rPr/>
       </w:pPr>
       <w:r>
@@ -2967,7 +3107,7 @@
           <w:b/>
           <w:i w:val="false"/>
           <w:color w:val="002516"/>
-          <w:sz w:val="24"/>
+          <w:sz w:val="25"/>
         </w:rPr>
         <w:t>Course Structure</w:t>
       </w:r>
@@ -2976,7 +3116,7 @@
       <w:pPr>
         <w:pStyle w:val="Normal"/>
         <w:keepNext w:val="true"/>
-        <w:spacing w:before="160" w:after="60"/>
+        <w:spacing w:before="240" w:after="80"/>
         <w:rPr/>
       </w:pPr>
       <w:r>
@@ -2994,7 +3134,12 @@
       <w:pPr>
         <w:pStyle w:val="Normal"/>
         <w:keepNext w:val="true"/>
-        <w:spacing w:before="120" w:after="60"/>
+        <w:pBdr>
+          <w:left w:val="single" w:sz="14" w:space="10" w:color="002516"/>
+        </w:pBdr>
+        <w:shd w:val="clear" w:color="auto" w:fill="EEF1E5"/>
+        <w:spacing w:before="200" w:after="120"/>
+        <w:ind w:left="312" w:right="170"/>
         <w:rPr/>
       </w:pPr>
       <w:r>
@@ -3002,15 +3147,32 @@
           <w:rFonts w:cs="Arial"/>
           <w:b/>
           <w:i w:val="false"/>
+          <w:color w:val="002516"/>
+          <w:spacing w:val="20"/>
+          <w:sz w:val="17"/>
+        </w:rPr>
+        <w:t>LO 1.1</w:t>
+      </w:r>
+      <w:r>
+        <w:rPr/>
+        <w:br/>
+      </w:r>
+      <w:r>
+        <w:rPr>
+          <w:rFonts w:cs="Arial"/>
+          <w:b/>
+          <w:i w:val="false"/>
           <w:color w:val="000000"/>
-          <w:sz w:val="20"/>
-        </w:rPr>
-        <w:t>LO 1.1: Demonstrate Army ethos and values through leadership behaviour under challenging conditions</w:t>
-      </w:r>
-    </w:p>
-    <w:p>
-      <w:pPr>
-        <w:pStyle w:val="Normal"/>
+          <w:sz w:val="22"/>
+        </w:rPr>
+        <w:t>Demonstrate Army ethos and values through leadership behaviour under challenging conditions</w:t>
+      </w:r>
+    </w:p>
+    <w:p>
+      <w:pPr>
+        <w:pStyle w:val="Normal"/>
+        <w:spacing w:before="0" w:after="80"/>
+        <w:ind w:left="312"/>
         <w:rPr/>
       </w:pPr>
       <w:r>
@@ -3026,7 +3188,12 @@
       <w:pPr>
         <w:pStyle w:val="Normal"/>
         <w:keepNext w:val="true"/>
-        <w:spacing w:before="120" w:after="60"/>
+        <w:pBdr>
+          <w:left w:val="single" w:sz="14" w:space="10" w:color="002516"/>
+        </w:pBdr>
+        <w:shd w:val="clear" w:color="auto" w:fill="EEF1E5"/>
+        <w:spacing w:before="200" w:after="120"/>
+        <w:ind w:left="312" w:right="170"/>
         <w:rPr/>
       </w:pPr>
       <w:r>
@@ -3034,15 +3201,32 @@
           <w:rFonts w:cs="Arial"/>
           <w:b/>
           <w:i w:val="false"/>
+          <w:color w:val="002516"/>
+          <w:spacing w:val="20"/>
+          <w:sz w:val="17"/>
+        </w:rPr>
+        <w:t>LO 1.2</w:t>
+      </w:r>
+      <w:r>
+        <w:rPr/>
+        <w:br/>
+      </w:r>
+      <w:r>
+        <w:rPr>
+          <w:rFonts w:cs="Arial"/>
+          <w:b/>
+          <w:i w:val="false"/>
           <w:color w:val="000000"/>
-          <w:sz w:val="20"/>
-        </w:rPr>
-        <w:t>LO 1.2: Evaluate personal leadership behaviour and its impact on others</w:t>
-      </w:r>
-    </w:p>
-    <w:p>
-      <w:pPr>
-        <w:pStyle w:val="Normal"/>
+          <w:sz w:val="22"/>
+        </w:rPr>
+        <w:t>Evaluate personal leadership behaviour and its impact on others</w:t>
+      </w:r>
+    </w:p>
+    <w:p>
+      <w:pPr>
+        <w:pStyle w:val="Normal"/>
+        <w:spacing w:before="0" w:after="80"/>
+        <w:ind w:left="312"/>
         <w:rPr/>
       </w:pPr>
       <w:r>
@@ -3058,7 +3242,12 @@
       <w:pPr>
         <w:pStyle w:val="Normal"/>
         <w:keepNext w:val="true"/>
-        <w:spacing w:before="120" w:after="60"/>
+        <w:pBdr>
+          <w:left w:val="single" w:sz="14" w:space="10" w:color="002516"/>
+        </w:pBdr>
+        <w:shd w:val="clear" w:color="auto" w:fill="EEF1E5"/>
+        <w:spacing w:before="200" w:after="120"/>
+        <w:ind w:left="312" w:right="170"/>
         <w:rPr/>
       </w:pPr>
       <w:r>
@@ -3066,15 +3255,32 @@
           <w:rFonts w:cs="Arial"/>
           <w:b/>
           <w:i w:val="false"/>
+          <w:color w:val="002516"/>
+          <w:spacing w:val="20"/>
+          <w:sz w:val="17"/>
+        </w:rPr>
+        <w:t>LO 1.3</w:t>
+      </w:r>
+      <w:r>
+        <w:rPr/>
+        <w:br/>
+      </w:r>
+      <w:r>
+        <w:rPr>
+          <w:rFonts w:cs="Arial"/>
+          <w:b/>
+          <w:i w:val="false"/>
           <w:color w:val="000000"/>
-          <w:sz w:val="20"/>
-        </w:rPr>
-        <w:t>LO 1.3: Adapt leadership behaviour to improve effectiveness</w:t>
-      </w:r>
-    </w:p>
-    <w:p>
-      <w:pPr>
-        <w:pStyle w:val="Normal"/>
+          <w:sz w:val="22"/>
+        </w:rPr>
+        <w:t>Adapt leadership behaviour to improve effectiveness</w:t>
+      </w:r>
+    </w:p>
+    <w:p>
+      <w:pPr>
+        <w:pStyle w:val="Normal"/>
+        <w:spacing w:before="0" w:after="80"/>
+        <w:ind w:left="312"/>
         <w:rPr/>
       </w:pPr>
       <w:r>
@@ -3090,7 +3296,12 @@
       <w:pPr>
         <w:pStyle w:val="Normal"/>
         <w:keepNext w:val="true"/>
-        <w:spacing w:before="120" w:after="60"/>
+        <w:pBdr>
+          <w:left w:val="single" w:sz="14" w:space="10" w:color="002516"/>
+        </w:pBdr>
+        <w:shd w:val="clear" w:color="auto" w:fill="EEF1E5"/>
+        <w:spacing w:before="200" w:after="120"/>
+        <w:ind w:left="312" w:right="170"/>
         <w:rPr/>
       </w:pPr>
       <w:r>
@@ -3098,19 +3309,32 @@
           <w:rFonts w:cs="Arial"/>
           <w:b/>
           <w:i w:val="false"/>
+          <w:color w:val="002516"/>
+          <w:spacing w:val="20"/>
+          <w:sz w:val="17"/>
+        </w:rPr>
+        <w:t>LO 1.4</w:t>
+      </w:r>
+      <w:r>
+        <w:rPr/>
+        <w:br/>
+      </w:r>
+      <w:r>
+        <w:rPr>
+          <w:rFonts w:cs="Arial"/>
+          <w:b/>
+          <w:i w:val="false"/>
           <w:color w:val="000000"/>
-          <w:sz w:val="20"/>
-        </w:rPr>
-        <w:t>LO 1.4: Develop an individual leadership development strategy</w:t>
-      </w:r>
-    </w:p>
-    <w:p>
-      <w:pPr>
-        <w:pStyle w:val="Normal"/>
-        <w:widowControl/>
-        <w:bidi w:val="0"/>
-        <w:spacing w:lineRule="auto" w:line="268" w:before="0" w:after="100"/>
-        <w:jc w:val="left"/>
+          <w:sz w:val="22"/>
+        </w:rPr>
+        <w:t>Develop an individual leadership development strategy</w:t>
+      </w:r>
+    </w:p>
+    <w:p>
+      <w:pPr>
+        <w:pStyle w:val="Normal"/>
+        <w:spacing w:before="0" w:after="80"/>
+        <w:ind w:left="312"/>
         <w:rPr/>
       </w:pPr>
       <w:r>
@@ -3191,7 +3415,7 @@
         <w:color w:val="000000"/>
         <w:sz w:val="17"/>
       </w:rPr>
-      <w:t>A18008 ELDA Lead Leaders Course Data Sheet</w:t>
+      <w:t>NZALC | ELDA Lead Leaders Course Data Sheet</w:t>
       <w:tab/>
       <w:t>ACS 2026</w:t>
       <w:tab/>
@@ -3315,7 +3539,7 @@
         <w:color w:val="000000"/>
         <w:sz w:val="17"/>
       </w:rPr>
-      <w:t>A18008 ELDA Lead Leaders Course Data Sheet</w:t>
+      <w:t>NZALC | ELDA Lead Leaders Course Data Sheet</w:t>
       <w:tab/>
       <w:t>ACS 2026</w:t>
       <w:tab/>
@@ -3646,7 +3870,7 @@
     <w:pPr>
       <w:keepNext w:val="true"/>
       <w:keepLines/>
-      <w:spacing w:before="240" w:after="100"/>
+      <w:spacing w:before="360" w:after="160"/>
       <w:outlineLvl w:val="0"/>
     </w:pPr>
     <w:rPr>
@@ -3667,7 +3891,7 @@
     <w:pPr>
       <w:keepNext w:val="true"/>
       <w:keepLines/>
-      <w:spacing w:before="240" w:after="100"/>
+      <w:spacing w:before="360" w:after="160"/>
       <w:outlineLvl w:val="1"/>
     </w:pPr>
     <w:rPr>

--- a/output/elda-lead-leaders-data-sheet.docx
+++ b/output/elda-lead-leaders-data-sheet.docx
@@ -1176,7 +1176,7 @@
                 <w:i w:val="false"/>
                 <w:sz w:val="19"/>
               </w:rPr>
-              <w:t>3. Progress to ELDA Command and/or ELDA Lead Systems, where appropriate to career pathway and appointment.</w:t>
+              <w:t>3. Progress to ELDA Lead Systems where appropriate to career pathway, and participate in ELDA Command as a member of a command team where appropriate to appointment.</w:t>
             </w:r>
           </w:p>
         </w:tc>
